--- a/docs/ecostats_lectures/lecture_10/10_02_class_activity.docx
+++ b/docs/ecostats_lectures/lecture_10/10_02_class_activity.docx
@@ -18,7 +18,7 @@
         <w:t xml:space="preserve">Bill Perry</w:t>
       </w:r>
     </w:p>
-    <w:bookmarkStart w:id="67" w:name="Xeee695228353721539c9ddfdbad7f6a32b684ac"/>
+    <w:bookmarkStart w:id="85" w:name="Xeee695228353721539c9ddfdbad7f6a32b684ac"/>
     <w:p>
       <w:pPr>
         <w:pStyle w:val="Heading1"/>
@@ -53,7 +53,25 @@
         <w:pStyle w:val="FirstParagraph"/>
       </w:pPr>
       <w:r>
-        <w:t xml:space="preserve">This analysis examines the relationships between Net Primary Production (npp) and various climate and forest characteristics across global forest sites. We’ll explore multicollinearity, model selection, and variable transformations.</w:t>
+        <w:t xml:space="preserve">This analysis examines the relationships between Net Primary Production</w:t>
+      </w:r>
+      <w:r>
+        <w:t xml:space="preserve"> </w:t>
+      </w:r>
+      <w:r>
+        <w:t xml:space="preserve">(npp) and various climate and forest characteristics across global</w:t>
+      </w:r>
+      <w:r>
+        <w:t xml:space="preserve"> </w:t>
+      </w:r>
+      <w:r>
+        <w:t xml:space="preserve">forest sites. We’ll explore multicollinearity, model selection, and</w:t>
+      </w:r>
+      <w:r>
+        <w:t xml:space="preserve"> </w:t>
+      </w:r>
+      <w:r>
+        <w:t xml:space="preserve">variable transformations.</w:t>
       </w:r>
     </w:p>
     <w:p>
@@ -349,12 +367,79 @@
         </w:rPr>
         <w:t xml:space="preserve">)</w:t>
       </w:r>
-      <w:r>
-        <w:br/>
-      </w:r>
-      <w:r>
-        <w:br/>
-      </w:r>
+    </w:p>
+    <w:p>
+      <w:pPr>
+        <w:pStyle w:val="SourceCode"/>
+      </w:pPr>
+      <w:r>
+        <w:rPr>
+          <w:rStyle w:val="VerbatimChar"/>
+        </w:rPr>
+        <w:t xml:space="preserve">Rows: 1220 Columns: 8</w:t>
+      </w:r>
+      <w:r>
+        <w:br/>
+      </w:r>
+      <w:r>
+        <w:rPr>
+          <w:rStyle w:val="VerbatimChar"/>
+        </w:rPr>
+        <w:t xml:space="preserve">── Column specification ────────────────────────────────────────────────────────</w:t>
+      </w:r>
+      <w:r>
+        <w:br/>
+      </w:r>
+      <w:r>
+        <w:rPr>
+          <w:rStyle w:val="VerbatimChar"/>
+        </w:rPr>
+        <w:t xml:space="preserve">Delimiter: ","</w:t>
+      </w:r>
+      <w:r>
+        <w:br/>
+      </w:r>
+      <w:r>
+        <w:rPr>
+          <w:rStyle w:val="VerbatimChar"/>
+        </w:rPr>
+        <w:t xml:space="preserve">chr (1): leaf</w:t>
+      </w:r>
+      <w:r>
+        <w:br/>
+      </w:r>
+      <w:r>
+        <w:rPr>
+          <w:rStyle w:val="VerbatimChar"/>
+        </w:rPr>
+        <w:t xml:space="preserve">dbl (7): npp, age, biomass, season, temp, precip, teb</w:t>
+      </w:r>
+      <w:r>
+        <w:br/>
+      </w:r>
+      <w:r>
+        <w:br/>
+      </w:r>
+      <w:r>
+        <w:rPr>
+          <w:rStyle w:val="VerbatimChar"/>
+        </w:rPr>
+        <w:t xml:space="preserve">ℹ Use `spec()` to retrieve the full column specification for this data.</w:t>
+      </w:r>
+      <w:r>
+        <w:br/>
+      </w:r>
+      <w:r>
+        <w:rPr>
+          <w:rStyle w:val="VerbatimChar"/>
+        </w:rPr>
+        <w:t xml:space="preserve">ℹ Specify the column types or set `show_col_types = FALSE` to quiet this message.</w:t>
+      </w:r>
+    </w:p>
+    <w:p>
+      <w:pPr>
+        <w:pStyle w:val="SourceCode"/>
+      </w:pPr>
       <w:r>
         <w:rPr>
           <w:rStyle w:val="CommentTok"/>
@@ -475,7 +560,13 @@
         <w:pStyle w:val="FirstParagraph"/>
       </w:pPr>
       <w:r>
-        <w:t xml:space="preserve">Following the original analysis, we’ll focus on the key variables from a cleaned dataframe</w:t>
+        <w:t xml:space="preserve">Following the original analysis, we’ll focus on the key variables from a</w:t>
+      </w:r>
+      <w:r>
+        <w:t xml:space="preserve"> </w:t>
+      </w:r>
+      <w:r>
+        <w:t xml:space="preserve">cleaned dataframe</w:t>
       </w:r>
     </w:p>
     <w:bookmarkEnd w:id="23"/>
@@ -954,7 +1045,7 @@
       <w:r>
         <w:drawing>
           <wp:inline>
-            <wp:extent cx="6578600" cy="3947160"/>
+            <wp:extent cx="2743200" cy="2743200"/>
             <wp:effectExtent b="0" l="0" r="0" t="0"/>
             <wp:docPr descr="" title="" id="25" name="Picture"/>
             <a:graphic>
@@ -975,7 +1066,7 @@
                   <pic:spPr bwMode="auto">
                     <a:xfrm>
                       <a:off x="0" y="0"/>
-                      <a:ext cx="6578600" cy="3947160"/>
+                      <a:ext cx="2743200" cy="2743200"/>
                     </a:xfrm>
                     <a:prstGeom prst="rect">
                       <a:avLst/>
@@ -2679,7 +2770,7 @@
       <w:r>
         <w:drawing>
           <wp:inline>
-            <wp:extent cx="6578600" cy="3947160"/>
+            <wp:extent cx="2743200" cy="2743200"/>
             <wp:effectExtent b="0" l="0" r="0" t="0"/>
             <wp:docPr descr="" title="" id="34" name="Picture"/>
             <a:graphic>
@@ -2700,7 +2791,7 @@
                   <pic:spPr bwMode="auto">
                     <a:xfrm>
                       <a:off x="0" y="0"/>
-                      <a:ext cx="6578600" cy="3947160"/>
+                      <a:ext cx="2743200" cy="2743200"/>
                     </a:xfrm>
                     <a:prstGeom prst="rect">
                       <a:avLst/>
@@ -2734,7 +2825,13 @@
         <w:pStyle w:val="FirstParagraph"/>
       </w:pPr>
       <w:r>
-        <w:t xml:space="preserve">Based on the original analysis, season and Temperature are highly correlated. Let’s remove season:</w:t>
+        <w:t xml:space="preserve">Based on the original analysis, season and Temperature are highly</w:t>
+      </w:r>
+      <w:r>
+        <w:t xml:space="preserve"> </w:t>
+      </w:r>
+      <w:r>
+        <w:t xml:space="preserve">correlated. Let’s remove season:</w:t>
       </w:r>
     </w:p>
     <w:p>
@@ -3329,7 +3426,7 @@
       <w:r>
         <w:drawing>
           <wp:inline>
-            <wp:extent cx="6578600" cy="3947160"/>
+            <wp:extent cx="2743200" cy="2743200"/>
             <wp:effectExtent b="0" l="0" r="0" t="0"/>
             <wp:docPr descr="" title="" id="40" name="Picture"/>
             <a:graphic>
@@ -3350,7 +3447,7 @@
                   <pic:spPr bwMode="auto">
                     <a:xfrm>
                       <a:off x="0" y="0"/>
-                      <a:ext cx="6578600" cy="3947160"/>
+                      <a:ext cx="2743200" cy="2743200"/>
                     </a:xfrm>
                     <a:prstGeom prst="rect">
                       <a:avLst/>
@@ -3449,7 +3546,19 @@
         <w:pStyle w:val="FirstParagraph"/>
       </w:pPr>
       <w:r>
-        <w:t xml:space="preserve">The original analysis found that age showed a curvy relationship. Let’s try log transformation: REally what you should do is log transform of the response variable first..</w:t>
+        <w:t xml:space="preserve">The original analysis found that age showed a curvy relationship. Let’s</w:t>
+      </w:r>
+      <w:r>
+        <w:t xml:space="preserve"> </w:t>
+      </w:r>
+      <w:r>
+        <w:t xml:space="preserve">try log transformation: REally what you should do is log transform of</w:t>
+      </w:r>
+      <w:r>
+        <w:t xml:space="preserve"> </w:t>
+      </w:r>
+      <w:r>
+        <w:t xml:space="preserve">the response variable first..</w:t>
       </w:r>
     </w:p>
     <w:p>
@@ -4017,7 +4126,7 @@
       <w:r>
         <w:drawing>
           <wp:inline>
-            <wp:extent cx="6578600" cy="3947160"/>
+            <wp:extent cx="2743200" cy="2743200"/>
             <wp:effectExtent b="0" l="0" r="0" t="0"/>
             <wp:docPr descr="" title="" id="44" name="Picture"/>
             <a:graphic>
@@ -4038,7 +4147,7 @@
                   <pic:spPr bwMode="auto">
                     <a:xfrm>
                       <a:off x="0" y="0"/>
-                      <a:ext cx="6578600" cy="3947160"/>
+                      <a:ext cx="2743200" cy="2743200"/>
                     </a:xfrm>
                     <a:prstGeom prst="rect">
                       <a:avLst/>
@@ -4124,7 +4233,7 @@
     </w:p>
     <w:bookmarkEnd w:id="46"/>
     <w:bookmarkEnd w:id="47"/>
-    <w:bookmarkStart w:id="51" w:name="X1d69d0807fa365bca74ac6ca9a3c58c8750e826"/>
+    <w:bookmarkStart w:id="60" w:name="X1d69d0807fa365bca74ac6ca9a3c58c8750e826"/>
     <w:p>
       <w:pPr>
         <w:pStyle w:val="Heading2"/>
@@ -4186,7 +4295,7 @@
         <w:rPr>
           <w:rStyle w:val="DecValTok"/>
         </w:rPr>
-        <w:t xml:space="preserve">2</w:t>
+        <w:t xml:space="preserve">1</w:t>
       </w:r>
       <w:r>
         <w:rPr>
@@ -4198,7 +4307,7 @@
         <w:rPr>
           <w:rStyle w:val="DecValTok"/>
         </w:rPr>
-        <w:t xml:space="preserve">2</w:t>
+        <w:t xml:space="preserve">1</w:t>
       </w:r>
       <w:r>
         <w:rPr>
@@ -4253,7 +4362,7 @@
       <w:r>
         <w:drawing>
           <wp:inline>
-            <wp:extent cx="6578600" cy="3947160"/>
+            <wp:extent cx="2743200" cy="2743200"/>
             <wp:effectExtent b="0" l="0" r="0" t="0"/>
             <wp:docPr descr="" title="" id="49" name="Picture"/>
             <a:graphic>
@@ -4274,7 +4383,7 @@
                   <pic:spPr bwMode="auto">
                     <a:xfrm>
                       <a:off x="0" y="0"/>
-                      <a:ext cx="6578600" cy="3947160"/>
+                      <a:ext cx="2743200" cy="2743200"/>
                     </a:xfrm>
                     <a:prstGeom prst="rect">
                       <a:avLst/>
@@ -4295,672 +4404,25 @@
     </w:p>
     <w:p>
       <w:pPr>
-        <w:pStyle w:val="SourceCode"/>
-      </w:pPr>
-      <w:r>
-        <w:rPr>
-          <w:rStyle w:val="FunctionTok"/>
-        </w:rPr>
-        <w:t xml:space="preserve">par</w:t>
-      </w:r>
-      <w:r>
-        <w:rPr>
-          <w:rStyle w:val="NormalTok"/>
-        </w:rPr>
-        <w:t xml:space="preserve">(</w:t>
-      </w:r>
-      <w:r>
-        <w:rPr>
-          <w:rStyle w:val="AttributeTok"/>
-        </w:rPr>
-        <w:t xml:space="preserve">mfrow =</w:t>
-      </w:r>
-      <w:r>
-        <w:rPr>
-          <w:rStyle w:val="NormalTok"/>
-        </w:rPr>
-        <w:t xml:space="preserve"> </w:t>
-      </w:r>
-      <w:r>
-        <w:rPr>
-          <w:rStyle w:val="FunctionTok"/>
-        </w:rPr>
-        <w:t xml:space="preserve">c</w:t>
-      </w:r>
-      <w:r>
-        <w:rPr>
-          <w:rStyle w:val="NormalTok"/>
-        </w:rPr>
-        <w:t xml:space="preserve">(</w:t>
-      </w:r>
-      <w:r>
-        <w:rPr>
-          <w:rStyle w:val="DecValTok"/>
-        </w:rPr>
-        <w:t xml:space="preserve">1</w:t>
-      </w:r>
-      <w:r>
-        <w:rPr>
-          <w:rStyle w:val="NormalTok"/>
-        </w:rPr>
-        <w:t xml:space="preserve">, </w:t>
-      </w:r>
-      <w:r>
-        <w:rPr>
-          <w:rStyle w:val="DecValTok"/>
-        </w:rPr>
-        <w:t xml:space="preserve">1</w:t>
-      </w:r>
-      <w:r>
-        <w:rPr>
-          <w:rStyle w:val="NormalTok"/>
-        </w:rPr>
-        <w:t xml:space="preserve">))</w:t>
-      </w:r>
-    </w:p>
-    <w:bookmarkEnd w:id="51"/>
-    <w:bookmarkStart w:id="59" w:name="residuals---its-the-upper-left-above"/>
-    <w:p>
-      <w:pPr>
-        <w:pStyle w:val="Heading2"/>
-      </w:pPr>
-      <w:r>
-        <w:t xml:space="preserve">Residuals - its the upper left above</w:t>
-      </w:r>
-    </w:p>
-    <w:p>
-      <w:pPr>
-        <w:pStyle w:val="SourceCode"/>
-      </w:pPr>
-      <w:r>
-        <w:rPr>
-          <w:rStyle w:val="CommentTok"/>
-        </w:rPr>
-        <w:t xml:space="preserve"># Check for normality of residuals</w:t>
-      </w:r>
-      <w:r>
-        <w:br/>
-      </w:r>
-      <w:r>
-        <w:rPr>
-          <w:rStyle w:val="NormalTok"/>
-        </w:rPr>
-        <w:t xml:space="preserve">residuals_data </w:t>
-      </w:r>
-      <w:r>
-        <w:rPr>
-          <w:rStyle w:val="OtherTok"/>
-        </w:rPr>
-        <w:t xml:space="preserve">&lt;-</w:t>
-      </w:r>
-      <w:r>
-        <w:rPr>
-          <w:rStyle w:val="NormalTok"/>
-        </w:rPr>
-        <w:t xml:space="preserve"> </w:t>
-      </w:r>
-      <w:r>
-        <w:rPr>
-          <w:rStyle w:val="FunctionTok"/>
-        </w:rPr>
-        <w:t xml:space="preserve">data.frame</w:t>
-      </w:r>
-      <w:r>
-        <w:rPr>
-          <w:rStyle w:val="NormalTok"/>
-        </w:rPr>
-        <w:t xml:space="preserve">(</w:t>
-      </w:r>
-      <w:r>
-        <w:br/>
-      </w:r>
-      <w:r>
-        <w:rPr>
-          <w:rStyle w:val="NormalTok"/>
-        </w:rPr>
-        <w:t xml:space="preserve">  </w:t>
-      </w:r>
-      <w:r>
-        <w:rPr>
-          <w:rStyle w:val="AttributeTok"/>
-        </w:rPr>
-        <w:t xml:space="preserve">Fitted =</w:t>
-      </w:r>
-      <w:r>
-        <w:rPr>
-          <w:rStyle w:val="NormalTok"/>
-        </w:rPr>
-        <w:t xml:space="preserve"> </w:t>
-      </w:r>
-      <w:r>
-        <w:rPr>
-          <w:rStyle w:val="FunctionTok"/>
-        </w:rPr>
-        <w:t xml:space="preserve">fitted</w:t>
-      </w:r>
-      <w:r>
-        <w:rPr>
-          <w:rStyle w:val="NormalTok"/>
-        </w:rPr>
-        <w:t xml:space="preserve">(model_3),</w:t>
-      </w:r>
-      <w:r>
-        <w:br/>
-      </w:r>
-      <w:r>
-        <w:rPr>
-          <w:rStyle w:val="NormalTok"/>
-        </w:rPr>
-        <w:t xml:space="preserve">  </w:t>
-      </w:r>
-      <w:r>
-        <w:rPr>
-          <w:rStyle w:val="AttributeTok"/>
-        </w:rPr>
-        <w:t xml:space="preserve">Residuals =</w:t>
-      </w:r>
-      <w:r>
-        <w:rPr>
-          <w:rStyle w:val="NormalTok"/>
-        </w:rPr>
-        <w:t xml:space="preserve"> </w:t>
-      </w:r>
-      <w:r>
-        <w:rPr>
-          <w:rStyle w:val="FunctionTok"/>
-        </w:rPr>
-        <w:t xml:space="preserve">residuals</w:t>
-      </w:r>
-      <w:r>
-        <w:rPr>
-          <w:rStyle w:val="NormalTok"/>
-        </w:rPr>
-        <w:t xml:space="preserve">(model_3),</w:t>
-      </w:r>
-      <w:r>
-        <w:br/>
-      </w:r>
-      <w:r>
-        <w:rPr>
-          <w:rStyle w:val="NormalTok"/>
-        </w:rPr>
-        <w:t xml:space="preserve">  </w:t>
-      </w:r>
-      <w:r>
-        <w:rPr>
-          <w:rStyle w:val="AttributeTok"/>
-        </w:rPr>
-        <w:t xml:space="preserve">Standardized_Residuals =</w:t>
-      </w:r>
-      <w:r>
-        <w:rPr>
-          <w:rStyle w:val="NormalTok"/>
-        </w:rPr>
-        <w:t xml:space="preserve"> </w:t>
-      </w:r>
-      <w:r>
-        <w:rPr>
-          <w:rStyle w:val="FunctionTok"/>
-        </w:rPr>
-        <w:t xml:space="preserve">rstandard</w:t>
-      </w:r>
-      <w:r>
-        <w:rPr>
-          <w:rStyle w:val="NormalTok"/>
-        </w:rPr>
-        <w:t xml:space="preserve">(model_3)</w:t>
-      </w:r>
-      <w:r>
-        <w:br/>
-      </w:r>
-      <w:r>
-        <w:rPr>
-          <w:rStyle w:val="NormalTok"/>
-        </w:rPr>
-        <w:t xml:space="preserve">)</w:t>
-      </w:r>
-      <w:r>
-        <w:br/>
-      </w:r>
-      <w:r>
-        <w:br/>
-      </w:r>
-      <w:r>
-        <w:rPr>
-          <w:rStyle w:val="CommentTok"/>
-        </w:rPr>
-        <w:t xml:space="preserve"># Residuals vs Fitted plot using ggplot</w:t>
-      </w:r>
-      <w:r>
-        <w:br/>
-      </w:r>
-      <w:r>
-        <w:rPr>
-          <w:rStyle w:val="FunctionTok"/>
-        </w:rPr>
-        <w:t xml:space="preserve">ggplot</w:t>
-      </w:r>
-      <w:r>
-        <w:rPr>
-          <w:rStyle w:val="NormalTok"/>
-        </w:rPr>
-        <w:t xml:space="preserve">(residuals_data, </w:t>
-      </w:r>
-      <w:r>
-        <w:rPr>
-          <w:rStyle w:val="FunctionTok"/>
-        </w:rPr>
-        <w:t xml:space="preserve">aes</w:t>
-      </w:r>
-      <w:r>
-        <w:rPr>
-          <w:rStyle w:val="NormalTok"/>
-        </w:rPr>
-        <w:t xml:space="preserve">(</w:t>
-      </w:r>
-      <w:r>
-        <w:rPr>
-          <w:rStyle w:val="AttributeTok"/>
-        </w:rPr>
-        <w:t xml:space="preserve">x =</w:t>
-      </w:r>
-      <w:r>
-        <w:rPr>
-          <w:rStyle w:val="NormalTok"/>
-        </w:rPr>
-        <w:t xml:space="preserve"> Fitted, </w:t>
-      </w:r>
-      <w:r>
-        <w:rPr>
-          <w:rStyle w:val="AttributeTok"/>
-        </w:rPr>
-        <w:t xml:space="preserve">y =</w:t>
-      </w:r>
-      <w:r>
-        <w:rPr>
-          <w:rStyle w:val="NormalTok"/>
-        </w:rPr>
-        <w:t xml:space="preserve"> Residuals)) </w:t>
-      </w:r>
-      <w:r>
-        <w:rPr>
-          <w:rStyle w:val="SpecialCharTok"/>
-        </w:rPr>
-        <w:t xml:space="preserve">+</w:t>
-      </w:r>
-      <w:r>
-        <w:br/>
-      </w:r>
-      <w:r>
-        <w:rPr>
-          <w:rStyle w:val="NormalTok"/>
-        </w:rPr>
-        <w:t xml:space="preserve">  </w:t>
-      </w:r>
-      <w:r>
-        <w:rPr>
-          <w:rStyle w:val="FunctionTok"/>
-        </w:rPr>
-        <w:t xml:space="preserve">geom_point</w:t>
-      </w:r>
-      <w:r>
-        <w:rPr>
-          <w:rStyle w:val="NormalTok"/>
-        </w:rPr>
-        <w:t xml:space="preserve">(</w:t>
-      </w:r>
-      <w:r>
-        <w:rPr>
-          <w:rStyle w:val="AttributeTok"/>
-        </w:rPr>
-        <w:t xml:space="preserve">alpha =</w:t>
-      </w:r>
-      <w:r>
-        <w:rPr>
-          <w:rStyle w:val="NormalTok"/>
-        </w:rPr>
-        <w:t xml:space="preserve"> </w:t>
-      </w:r>
-      <w:r>
-        <w:rPr>
-          <w:rStyle w:val="FloatTok"/>
-        </w:rPr>
-        <w:t xml:space="preserve">0.6</w:t>
-      </w:r>
-      <w:r>
-        <w:rPr>
-          <w:rStyle w:val="NormalTok"/>
-        </w:rPr>
-        <w:t xml:space="preserve">) </w:t>
-      </w:r>
-      <w:r>
-        <w:rPr>
-          <w:rStyle w:val="SpecialCharTok"/>
-        </w:rPr>
-        <w:t xml:space="preserve">+</w:t>
-      </w:r>
-      <w:r>
-        <w:br/>
-      </w:r>
-      <w:r>
-        <w:rPr>
-          <w:rStyle w:val="NormalTok"/>
-        </w:rPr>
-        <w:t xml:space="preserve">  </w:t>
-      </w:r>
-      <w:r>
-        <w:rPr>
-          <w:rStyle w:val="FunctionTok"/>
-        </w:rPr>
-        <w:t xml:space="preserve">geom_smooth</w:t>
-      </w:r>
-      <w:r>
-        <w:rPr>
-          <w:rStyle w:val="NormalTok"/>
-        </w:rPr>
-        <w:t xml:space="preserve">(</w:t>
-      </w:r>
-      <w:r>
-        <w:rPr>
-          <w:rStyle w:val="AttributeTok"/>
-        </w:rPr>
-        <w:t xml:space="preserve">method =</w:t>
-      </w:r>
-      <w:r>
-        <w:rPr>
-          <w:rStyle w:val="NormalTok"/>
-        </w:rPr>
-        <w:t xml:space="preserve"> </w:t>
-      </w:r>
-      <w:r>
-        <w:rPr>
-          <w:rStyle w:val="StringTok"/>
-        </w:rPr>
-        <w:t xml:space="preserve">"lm"</w:t>
-      </w:r>
-      <w:r>
-        <w:rPr>
-          <w:rStyle w:val="NormalTok"/>
-        </w:rPr>
-        <w:t xml:space="preserve">, </w:t>
-      </w:r>
-      <w:r>
-        <w:rPr>
-          <w:rStyle w:val="AttributeTok"/>
-        </w:rPr>
-        <w:t xml:space="preserve">color =</w:t>
-      </w:r>
-      <w:r>
-        <w:rPr>
-          <w:rStyle w:val="NormalTok"/>
-        </w:rPr>
-        <w:t xml:space="preserve"> </w:t>
-      </w:r>
-      <w:r>
-        <w:rPr>
-          <w:rStyle w:val="StringTok"/>
-        </w:rPr>
-        <w:t xml:space="preserve">"red"</w:t>
-      </w:r>
-      <w:r>
-        <w:rPr>
-          <w:rStyle w:val="NormalTok"/>
-        </w:rPr>
-        <w:t xml:space="preserve">) </w:t>
-      </w:r>
-      <w:r>
-        <w:rPr>
-          <w:rStyle w:val="SpecialCharTok"/>
-        </w:rPr>
-        <w:t xml:space="preserve">+</w:t>
-      </w:r>
-      <w:r>
-        <w:br/>
-      </w:r>
-      <w:r>
-        <w:rPr>
-          <w:rStyle w:val="NormalTok"/>
-        </w:rPr>
-        <w:t xml:space="preserve">  </w:t>
-      </w:r>
-      <w:r>
-        <w:rPr>
-          <w:rStyle w:val="FunctionTok"/>
-        </w:rPr>
-        <w:t xml:space="preserve">geom_hline</w:t>
-      </w:r>
-      <w:r>
-        <w:rPr>
-          <w:rStyle w:val="NormalTok"/>
-        </w:rPr>
-        <w:t xml:space="preserve">(</w:t>
-      </w:r>
-      <w:r>
-        <w:rPr>
-          <w:rStyle w:val="AttributeTok"/>
-        </w:rPr>
-        <w:t xml:space="preserve">yintercept =</w:t>
-      </w:r>
-      <w:r>
-        <w:rPr>
-          <w:rStyle w:val="NormalTok"/>
-        </w:rPr>
-        <w:t xml:space="preserve"> </w:t>
-      </w:r>
-      <w:r>
-        <w:rPr>
-          <w:rStyle w:val="DecValTok"/>
-        </w:rPr>
-        <w:t xml:space="preserve">0</w:t>
-      </w:r>
-      <w:r>
-        <w:rPr>
-          <w:rStyle w:val="NormalTok"/>
-        </w:rPr>
-        <w:t xml:space="preserve">, </w:t>
-      </w:r>
-      <w:r>
-        <w:rPr>
-          <w:rStyle w:val="AttributeTok"/>
-        </w:rPr>
-        <w:t xml:space="preserve">linetype =</w:t>
-      </w:r>
-      <w:r>
-        <w:rPr>
-          <w:rStyle w:val="NormalTok"/>
-        </w:rPr>
-        <w:t xml:space="preserve"> </w:t>
-      </w:r>
-      <w:r>
-        <w:rPr>
-          <w:rStyle w:val="StringTok"/>
-        </w:rPr>
-        <w:t xml:space="preserve">"dashed"</w:t>
-      </w:r>
-      <w:r>
-        <w:rPr>
-          <w:rStyle w:val="NormalTok"/>
-        </w:rPr>
-        <w:t xml:space="preserve">) </w:t>
-      </w:r>
-      <w:r>
-        <w:rPr>
-          <w:rStyle w:val="SpecialCharTok"/>
-        </w:rPr>
-        <w:t xml:space="preserve">+</w:t>
-      </w:r>
-      <w:r>
-        <w:br/>
-      </w:r>
-      <w:r>
-        <w:rPr>
-          <w:rStyle w:val="NormalTok"/>
-        </w:rPr>
-        <w:t xml:space="preserve">  </w:t>
-      </w:r>
-      <w:r>
-        <w:rPr>
-          <w:rStyle w:val="FunctionTok"/>
-        </w:rPr>
-        <w:t xml:space="preserve">labs</w:t>
-      </w:r>
-      <w:r>
-        <w:rPr>
-          <w:rStyle w:val="NormalTok"/>
-        </w:rPr>
-        <w:t xml:space="preserve">(</w:t>
-      </w:r>
-      <w:r>
-        <w:br/>
-      </w:r>
-      <w:r>
-        <w:rPr>
-          <w:rStyle w:val="NormalTok"/>
-        </w:rPr>
-        <w:t xml:space="preserve">    </w:t>
-      </w:r>
-      <w:r>
-        <w:rPr>
-          <w:rStyle w:val="AttributeTok"/>
-        </w:rPr>
-        <w:t xml:space="preserve">title =</w:t>
-      </w:r>
-      <w:r>
-        <w:rPr>
-          <w:rStyle w:val="NormalTok"/>
-        </w:rPr>
-        <w:t xml:space="preserve"> </w:t>
-      </w:r>
-      <w:r>
-        <w:rPr>
-          <w:rStyle w:val="StringTok"/>
-        </w:rPr>
-        <w:t xml:space="preserve">"Residuals vs Fitted Values"</w:t>
-      </w:r>
-      <w:r>
-        <w:rPr>
-          <w:rStyle w:val="NormalTok"/>
-        </w:rPr>
-        <w:t xml:space="preserve">,</w:t>
-      </w:r>
-      <w:r>
-        <w:br/>
-      </w:r>
-      <w:r>
-        <w:rPr>
-          <w:rStyle w:val="NormalTok"/>
-        </w:rPr>
-        <w:t xml:space="preserve">    </w:t>
-      </w:r>
-      <w:r>
-        <w:rPr>
-          <w:rStyle w:val="AttributeTok"/>
-        </w:rPr>
-        <w:t xml:space="preserve">x =</w:t>
-      </w:r>
-      <w:r>
-        <w:rPr>
-          <w:rStyle w:val="NormalTok"/>
-        </w:rPr>
-        <w:t xml:space="preserve"> </w:t>
-      </w:r>
-      <w:r>
-        <w:rPr>
-          <w:rStyle w:val="StringTok"/>
-        </w:rPr>
-        <w:t xml:space="preserve">"Fitted Values"</w:t>
-      </w:r>
-      <w:r>
-        <w:rPr>
-          <w:rStyle w:val="NormalTok"/>
-        </w:rPr>
-        <w:t xml:space="preserve">,</w:t>
-      </w:r>
-      <w:r>
-        <w:br/>
-      </w:r>
-      <w:r>
-        <w:rPr>
-          <w:rStyle w:val="NormalTok"/>
-        </w:rPr>
-        <w:t xml:space="preserve">    </w:t>
-      </w:r>
-      <w:r>
-        <w:rPr>
-          <w:rStyle w:val="AttributeTok"/>
-        </w:rPr>
-        <w:t xml:space="preserve">y =</w:t>
-      </w:r>
-      <w:r>
-        <w:rPr>
-          <w:rStyle w:val="NormalTok"/>
-        </w:rPr>
-        <w:t xml:space="preserve"> </w:t>
-      </w:r>
-      <w:r>
-        <w:rPr>
-          <w:rStyle w:val="StringTok"/>
-        </w:rPr>
-        <w:t xml:space="preserve">"Residuals"</w:t>
-      </w:r>
-      <w:r>
-        <w:br/>
-      </w:r>
-      <w:r>
-        <w:rPr>
-          <w:rStyle w:val="NormalTok"/>
-        </w:rPr>
-        <w:t xml:space="preserve">  ) </w:t>
-      </w:r>
-      <w:r>
-        <w:rPr>
-          <w:rStyle w:val="SpecialCharTok"/>
-        </w:rPr>
-        <w:t xml:space="preserve">+</w:t>
-      </w:r>
-      <w:r>
-        <w:br/>
-      </w:r>
-      <w:r>
-        <w:rPr>
-          <w:rStyle w:val="NormalTok"/>
-        </w:rPr>
-        <w:t xml:space="preserve">  </w:t>
-      </w:r>
-      <w:r>
-        <w:rPr>
-          <w:rStyle w:val="FunctionTok"/>
-        </w:rPr>
-        <w:t xml:space="preserve">theme_minimal</w:t>
-      </w:r>
-      <w:r>
-        <w:rPr>
-          <w:rStyle w:val="NormalTok"/>
-        </w:rPr>
-        <w:t xml:space="preserve">()</w:t>
-      </w:r>
-    </w:p>
-    <w:p>
-      <w:pPr>
-        <w:pStyle w:val="FirstParagraph"/>
+        <w:pStyle w:val="BodyText"/>
       </w:pPr>
       <w:r>
         <w:drawing>
           <wp:inline>
-            <wp:extent cx="6578600" cy="3947160"/>
+            <wp:extent cx="2743200" cy="2743200"/>
             <wp:effectExtent b="0" l="0" r="0" t="0"/>
-            <wp:docPr descr="" title="" id="53" name="Picture"/>
+            <wp:docPr descr="" title="" id="52" name="Picture"/>
             <a:graphic>
               <a:graphicData uri="http://schemas.openxmlformats.org/drawingml/2006/picture">
                 <pic:pic>
                   <pic:nvPicPr>
-                    <pic:cNvPr descr="10_02_class_activity_files/figure-docx/unnamed-chunk-4-1.jpeg" id="54" name="Picture"/>
+                    <pic:cNvPr descr="10_02_class_activity_files/figure-docx/diagnostics-2.jpeg" id="53" name="Picture"/>
                     <pic:cNvPicPr>
                       <a:picLocks noChangeArrowheads="1" noChangeAspect="1"/>
                     </pic:cNvPicPr>
                   </pic:nvPicPr>
                   <pic:blipFill>
-                    <a:blip r:embed="rId52"/>
+                    <a:blip r:embed="rId51"/>
                     <a:stretch>
                       <a:fillRect/>
                     </a:stretch>
@@ -4968,7 +4430,7 @@
                   <pic:spPr bwMode="auto">
                     <a:xfrm>
                       <a:off x="0" y="0"/>
-                      <a:ext cx="6578600" cy="3947160"/>
+                      <a:ext cx="2743200" cy="2743200"/>
                     </a:xfrm>
                     <a:prstGeom prst="rect">
                       <a:avLst/>
@@ -4987,605 +4449,27 @@
         </w:drawing>
       </w:r>
     </w:p>
-    <w:bookmarkStart w:id="58" w:name="try-response-variable-transformation"/>
-    <w:p>
-      <w:pPr>
-        <w:pStyle w:val="Heading3"/>
-      </w:pPr>
-      <w:r>
-        <w:t xml:space="preserve">Try Response Variable Transformation</w:t>
-      </w:r>
-    </w:p>
-    <w:p>
-      <w:pPr>
-        <w:pStyle w:val="FirstParagraph"/>
-      </w:pPr>
-      <w:r>
-        <w:t xml:space="preserve">Following the original analysis, let’s try a cube root transformation of npp:</w:t>
-      </w:r>
-    </w:p>
-    <w:p>
-      <w:pPr>
-        <w:pStyle w:val="SourceCode"/>
-      </w:pPr>
-      <w:r>
-        <w:rPr>
-          <w:rStyle w:val="CommentTok"/>
-        </w:rPr>
-        <w:t xml:space="preserve"># Model 4: Cube root transformation of npp</w:t>
-      </w:r>
-      <w:r>
-        <w:br/>
-      </w:r>
-      <w:r>
-        <w:rPr>
-          <w:rStyle w:val="NormalTok"/>
-        </w:rPr>
-        <w:t xml:space="preserve">forest_df </w:t>
-      </w:r>
-      <w:r>
-        <w:rPr>
-          <w:rStyle w:val="OtherTok"/>
-        </w:rPr>
-        <w:t xml:space="preserve">&lt;-</w:t>
-      </w:r>
-      <w:r>
-        <w:rPr>
-          <w:rStyle w:val="NormalTok"/>
-        </w:rPr>
-        <w:t xml:space="preserve"> forest_df </w:t>
-      </w:r>
-      <w:r>
-        <w:rPr>
-          <w:rStyle w:val="SpecialCharTok"/>
-        </w:rPr>
-        <w:t xml:space="preserve">%&gt;%</w:t>
-      </w:r>
-      <w:r>
-        <w:br/>
-      </w:r>
-      <w:r>
-        <w:rPr>
-          <w:rStyle w:val="NormalTok"/>
-        </w:rPr>
-        <w:t xml:space="preserve">  </w:t>
-      </w:r>
-      <w:r>
-        <w:rPr>
-          <w:rStyle w:val="FunctionTok"/>
-        </w:rPr>
-        <w:t xml:space="preserve">mutate</w:t>
-      </w:r>
-      <w:r>
-        <w:rPr>
-          <w:rStyle w:val="NormalTok"/>
-        </w:rPr>
-        <w:t xml:space="preserve">(</w:t>
-      </w:r>
-      <w:r>
-        <w:rPr>
-          <w:rStyle w:val="AttributeTok"/>
-        </w:rPr>
-        <w:t xml:space="preserve">npp_cuberoot =</w:t>
-      </w:r>
-      <w:r>
-        <w:rPr>
-          <w:rStyle w:val="NormalTok"/>
-        </w:rPr>
-        <w:t xml:space="preserve"> npp</w:t>
-      </w:r>
-      <w:r>
-        <w:rPr>
-          <w:rStyle w:val="SpecialCharTok"/>
-        </w:rPr>
-        <w:t xml:space="preserve">^</w:t>
-      </w:r>
-      <w:r>
-        <w:rPr>
-          <w:rStyle w:val="NormalTok"/>
-        </w:rPr>
-        <w:t xml:space="preserve">(</w:t>
-      </w:r>
-      <w:r>
-        <w:rPr>
-          <w:rStyle w:val="DecValTok"/>
-        </w:rPr>
-        <w:t xml:space="preserve">1</w:t>
-      </w:r>
-      <w:r>
-        <w:rPr>
-          <w:rStyle w:val="SpecialCharTok"/>
-        </w:rPr>
-        <w:t xml:space="preserve">/</w:t>
-      </w:r>
-      <w:r>
-        <w:rPr>
-          <w:rStyle w:val="DecValTok"/>
-        </w:rPr>
-        <w:t xml:space="preserve">3</w:t>
-      </w:r>
-      <w:r>
-        <w:rPr>
-          <w:rStyle w:val="NormalTok"/>
-        </w:rPr>
-        <w:t xml:space="preserve">))</w:t>
-      </w:r>
-      <w:r>
-        <w:br/>
-      </w:r>
-      <w:r>
-        <w:br/>
-      </w:r>
-      <w:r>
-        <w:rPr>
-          <w:rStyle w:val="NormalTok"/>
-        </w:rPr>
-        <w:t xml:space="preserve">model_4 </w:t>
-      </w:r>
-      <w:r>
-        <w:rPr>
-          <w:rStyle w:val="OtherTok"/>
-        </w:rPr>
-        <w:t xml:space="preserve">&lt;-</w:t>
-      </w:r>
-      <w:r>
-        <w:rPr>
-          <w:rStyle w:val="NormalTok"/>
-        </w:rPr>
-        <w:t xml:space="preserve"> </w:t>
-      </w:r>
-      <w:r>
-        <w:rPr>
-          <w:rStyle w:val="FunctionTok"/>
-        </w:rPr>
-        <w:t xml:space="preserve">lm</w:t>
-      </w:r>
-      <w:r>
-        <w:rPr>
-          <w:rStyle w:val="NormalTok"/>
-        </w:rPr>
-        <w:t xml:space="preserve">(npp_cuberoot </w:t>
-      </w:r>
-      <w:r>
-        <w:rPr>
-          <w:rStyle w:val="SpecialCharTok"/>
-        </w:rPr>
-        <w:t xml:space="preserve">~</w:t>
-      </w:r>
-      <w:r>
-        <w:rPr>
-          <w:rStyle w:val="NormalTok"/>
-        </w:rPr>
-        <w:t xml:space="preserve"> log_age </w:t>
-      </w:r>
-      <w:r>
-        <w:rPr>
-          <w:rStyle w:val="SpecialCharTok"/>
-        </w:rPr>
-        <w:t xml:space="preserve">+</w:t>
-      </w:r>
-      <w:r>
-        <w:rPr>
-          <w:rStyle w:val="NormalTok"/>
-        </w:rPr>
-        <w:t xml:space="preserve"> biomass </w:t>
-      </w:r>
-      <w:r>
-        <w:rPr>
-          <w:rStyle w:val="SpecialCharTok"/>
-        </w:rPr>
-        <w:t xml:space="preserve">+</w:t>
-      </w:r>
-      <w:r>
-        <w:rPr>
-          <w:rStyle w:val="NormalTok"/>
-        </w:rPr>
-        <w:t xml:space="preserve"> temp </w:t>
-      </w:r>
-      <w:r>
-        <w:rPr>
-          <w:rStyle w:val="SpecialCharTok"/>
-        </w:rPr>
-        <w:t xml:space="preserve">+</w:t>
-      </w:r>
-      <w:r>
-        <w:rPr>
-          <w:rStyle w:val="NormalTok"/>
-        </w:rPr>
-        <w:t xml:space="preserve"> precip </w:t>
-      </w:r>
-      <w:r>
-        <w:rPr>
-          <w:rStyle w:val="SpecialCharTok"/>
-        </w:rPr>
-        <w:t xml:space="preserve">+</w:t>
-      </w:r>
-      <w:r>
-        <w:rPr>
-          <w:rStyle w:val="NormalTok"/>
-        </w:rPr>
-        <w:t xml:space="preserve"> </w:t>
-      </w:r>
-      <w:r>
-        <w:br/>
-      </w:r>
-      <w:r>
-        <w:rPr>
-          <w:rStyle w:val="NormalTok"/>
-        </w:rPr>
-        <w:t xml:space="preserve">             teb </w:t>
-      </w:r>
-      <w:r>
-        <w:rPr>
-          <w:rStyle w:val="SpecialCharTok"/>
-        </w:rPr>
-        <w:t xml:space="preserve">+</w:t>
-      </w:r>
-      <w:r>
-        <w:rPr>
-          <w:rStyle w:val="NormalTok"/>
-        </w:rPr>
-        <w:t xml:space="preserve"> leaf, </w:t>
-      </w:r>
-      <w:r>
-        <w:rPr>
-          <w:rStyle w:val="AttributeTok"/>
-        </w:rPr>
-        <w:t xml:space="preserve">data =</w:t>
-      </w:r>
-      <w:r>
-        <w:rPr>
-          <w:rStyle w:val="NormalTok"/>
-        </w:rPr>
-        <w:t xml:space="preserve"> forest_df)</w:t>
-      </w:r>
-      <w:r>
-        <w:br/>
-      </w:r>
-      <w:r>
-        <w:br/>
-      </w:r>
-      <w:r>
-        <w:rPr>
-          <w:rStyle w:val="FunctionTok"/>
-        </w:rPr>
-        <w:t xml:space="preserve">summary</w:t>
-      </w:r>
-      <w:r>
-        <w:rPr>
-          <w:rStyle w:val="NormalTok"/>
-        </w:rPr>
-        <w:t xml:space="preserve">(model_4)</w:t>
-      </w:r>
-    </w:p>
-    <w:p>
-      <w:pPr>
-        <w:pStyle w:val="SourceCode"/>
-      </w:pPr>
-      <w:r>
-        <w:br/>
-      </w:r>
-      <w:r>
-        <w:rPr>
-          <w:rStyle w:val="VerbatimChar"/>
-        </w:rPr>
-        <w:t xml:space="preserve">Call:</w:t>
-      </w:r>
-      <w:r>
-        <w:br/>
-      </w:r>
-      <w:r>
-        <w:rPr>
-          <w:rStyle w:val="VerbatimChar"/>
-        </w:rPr>
-        <w:t xml:space="preserve">lm(formula = npp_cuberoot ~ log_age + biomass + temp + precip + </w:t>
-      </w:r>
-      <w:r>
-        <w:br/>
-      </w:r>
-      <w:r>
-        <w:rPr>
-          <w:rStyle w:val="VerbatimChar"/>
-        </w:rPr>
-        <w:t xml:space="preserve">    teb + leaf, data = forest_df)</w:t>
-      </w:r>
-      <w:r>
-        <w:br/>
-      </w:r>
-      <w:r>
-        <w:br/>
-      </w:r>
-      <w:r>
-        <w:rPr>
-          <w:rStyle w:val="VerbatimChar"/>
-        </w:rPr>
-        <w:t xml:space="preserve">Residuals:</w:t>
-      </w:r>
-      <w:r>
-        <w:br/>
-      </w:r>
-      <w:r>
-        <w:rPr>
-          <w:rStyle w:val="VerbatimChar"/>
-        </w:rPr>
-        <w:t xml:space="preserve">    Min      1Q  Median      3Q     Max </w:t>
-      </w:r>
-      <w:r>
-        <w:br/>
-      </w:r>
-      <w:r>
-        <w:rPr>
-          <w:rStyle w:val="VerbatimChar"/>
-        </w:rPr>
-        <w:t xml:space="preserve">-4.0936 -0.5916 -0.0030  0.6463  5.0795 </w:t>
-      </w:r>
-      <w:r>
-        <w:br/>
-      </w:r>
-      <w:r>
-        <w:br/>
-      </w:r>
-      <w:r>
-        <w:rPr>
-          <w:rStyle w:val="VerbatimChar"/>
-        </w:rPr>
-        <w:t xml:space="preserve">Coefficients:</w:t>
-      </w:r>
-      <w:r>
-        <w:br/>
-      </w:r>
-      <w:r>
-        <w:rPr>
-          <w:rStyle w:val="VerbatimChar"/>
-        </w:rPr>
-        <w:t xml:space="preserve">              Estimate Std. Error t value Pr(&gt;|t|)    </w:t>
-      </w:r>
-      <w:r>
-        <w:br/>
-      </w:r>
-      <w:r>
-        <w:rPr>
-          <w:rStyle w:val="VerbatimChar"/>
-        </w:rPr>
-        <w:t xml:space="preserve">(Intercept)  1.391e+01  2.601e-01  53.489  &lt; 2e-16 ***</w:t>
-      </w:r>
-      <w:r>
-        <w:br/>
-      </w:r>
-      <w:r>
-        <w:rPr>
-          <w:rStyle w:val="VerbatimChar"/>
-        </w:rPr>
-        <w:t xml:space="preserve">log_age     -3.151e+00  1.470e-01 -21.436  &lt; 2e-16 ***</w:t>
-      </w:r>
-      <w:r>
-        <w:br/>
-      </w:r>
-      <w:r>
-        <w:rPr>
-          <w:rStyle w:val="VerbatimChar"/>
-        </w:rPr>
-        <w:t xml:space="preserve">biomass      1.032e-04  3.464e-06  29.791  &lt; 2e-16 ***</w:t>
-      </w:r>
-      <w:r>
-        <w:br/>
-      </w:r>
-      <w:r>
-        <w:rPr>
-          <w:rStyle w:val="VerbatimChar"/>
-        </w:rPr>
-        <w:t xml:space="preserve">temp         4.507e-02  6.265e-03   7.194 1.10e-12 ***</w:t>
-      </w:r>
-      <w:r>
-        <w:br/>
-      </w:r>
-      <w:r>
-        <w:rPr>
-          <w:rStyle w:val="VerbatimChar"/>
-        </w:rPr>
-        <w:t xml:space="preserve">precip       6.361e-05  8.072e-05   0.788    0.431    </w:t>
-      </w:r>
-      <w:r>
-        <w:br/>
-      </w:r>
-      <w:r>
-        <w:rPr>
-          <w:rStyle w:val="VerbatimChar"/>
-        </w:rPr>
-        <w:t xml:space="preserve">teb         -1.273e-02  3.078e-03  -4.135 3.79e-05 ***</w:t>
-      </w:r>
-      <w:r>
-        <w:br/>
-      </w:r>
-      <w:r>
-        <w:rPr>
-          <w:rStyle w:val="VerbatimChar"/>
-        </w:rPr>
-        <w:t xml:space="preserve">leafneedle  -1.029e+00  6.317e-02 -16.283  &lt; 2e-16 ***</w:t>
-      </w:r>
-      <w:r>
-        <w:br/>
-      </w:r>
-      <w:r>
-        <w:rPr>
-          <w:rStyle w:val="VerbatimChar"/>
-        </w:rPr>
-        <w:t xml:space="preserve">---</w:t>
-      </w:r>
-      <w:r>
-        <w:br/>
-      </w:r>
-      <w:r>
-        <w:rPr>
-          <w:rStyle w:val="VerbatimChar"/>
-        </w:rPr>
-        <w:t xml:space="preserve">Signif. codes:  0 '***' 0.001 '**' 0.01 '*' 0.05 '.' 0.1 ' ' 1</w:t>
-      </w:r>
-      <w:r>
-        <w:br/>
-      </w:r>
-      <w:r>
-        <w:br/>
-      </w:r>
-      <w:r>
-        <w:rPr>
-          <w:rStyle w:val="VerbatimChar"/>
-        </w:rPr>
-        <w:t xml:space="preserve">Residual standard error: 1 on 1213 degrees of freedom</w:t>
-      </w:r>
-      <w:r>
-        <w:br/>
-      </w:r>
-      <w:r>
-        <w:rPr>
-          <w:rStyle w:val="VerbatimChar"/>
-        </w:rPr>
-        <w:t xml:space="preserve">Multiple R-squared:  0.6793,    Adjusted R-squared:  0.6777 </w:t>
-      </w:r>
-      <w:r>
-        <w:br/>
-      </w:r>
-      <w:r>
-        <w:rPr>
-          <w:rStyle w:val="VerbatimChar"/>
-        </w:rPr>
-        <w:t xml:space="preserve">F-statistic: 428.2 on 6 and 1213 DF,  p-value: &lt; 2.2e-16</w:t>
-      </w:r>
-    </w:p>
-    <w:p>
-      <w:pPr>
-        <w:pStyle w:val="SourceCode"/>
-      </w:pPr>
-      <w:r>
-        <w:rPr>
-          <w:rStyle w:val="CommentTok"/>
-        </w:rPr>
-        <w:t xml:space="preserve"># Check diagnostics</w:t>
-      </w:r>
-      <w:r>
-        <w:br/>
-      </w:r>
-      <w:r>
-        <w:rPr>
-          <w:rStyle w:val="FunctionTok"/>
-        </w:rPr>
-        <w:t xml:space="preserve">par</w:t>
-      </w:r>
-      <w:r>
-        <w:rPr>
-          <w:rStyle w:val="NormalTok"/>
-        </w:rPr>
-        <w:t xml:space="preserve">(</w:t>
-      </w:r>
-      <w:r>
-        <w:rPr>
-          <w:rStyle w:val="AttributeTok"/>
-        </w:rPr>
-        <w:t xml:space="preserve">mfrow =</w:t>
-      </w:r>
-      <w:r>
-        <w:rPr>
-          <w:rStyle w:val="NormalTok"/>
-        </w:rPr>
-        <w:t xml:space="preserve"> </w:t>
-      </w:r>
-      <w:r>
-        <w:rPr>
-          <w:rStyle w:val="FunctionTok"/>
-        </w:rPr>
-        <w:t xml:space="preserve">c</w:t>
-      </w:r>
-      <w:r>
-        <w:rPr>
-          <w:rStyle w:val="NormalTok"/>
-        </w:rPr>
-        <w:t xml:space="preserve">(</w:t>
-      </w:r>
-      <w:r>
-        <w:rPr>
-          <w:rStyle w:val="DecValTok"/>
-        </w:rPr>
-        <w:t xml:space="preserve">2</w:t>
-      </w:r>
-      <w:r>
-        <w:rPr>
-          <w:rStyle w:val="NormalTok"/>
-        </w:rPr>
-        <w:t xml:space="preserve">, </w:t>
-      </w:r>
-      <w:r>
-        <w:rPr>
-          <w:rStyle w:val="DecValTok"/>
-        </w:rPr>
-        <w:t xml:space="preserve">2</w:t>
-      </w:r>
-      <w:r>
-        <w:rPr>
-          <w:rStyle w:val="NormalTok"/>
-        </w:rPr>
-        <w:t xml:space="preserve">))</w:t>
-      </w:r>
-      <w:r>
-        <w:br/>
-      </w:r>
-      <w:r>
-        <w:rPr>
-          <w:rStyle w:val="FunctionTok"/>
-        </w:rPr>
-        <w:t xml:space="preserve">plot</w:t>
-      </w:r>
-      <w:r>
-        <w:rPr>
-          <w:rStyle w:val="NormalTok"/>
-        </w:rPr>
-        <w:t xml:space="preserve">(model_4, </w:t>
-      </w:r>
-      <w:r>
-        <w:rPr>
-          <w:rStyle w:val="AttributeTok"/>
-        </w:rPr>
-        <w:t xml:space="preserve">main =</w:t>
-      </w:r>
-      <w:r>
-        <w:rPr>
-          <w:rStyle w:val="NormalTok"/>
-        </w:rPr>
-        <w:t xml:space="preserve"> </w:t>
-      </w:r>
-      <w:r>
-        <w:rPr>
-          <w:rStyle w:val="StringTok"/>
-        </w:rPr>
-        <w:t xml:space="preserve">"Model Diagnostics (Cube Root npp)"</w:t>
-      </w:r>
-      <w:r>
-        <w:rPr>
-          <w:rStyle w:val="NormalTok"/>
-        </w:rPr>
-        <w:t xml:space="preserve">)</w:t>
-      </w:r>
-    </w:p>
-    <w:p>
-      <w:pPr>
-        <w:pStyle w:val="FirstParagraph"/>
+    <w:p>
+      <w:pPr>
+        <w:pStyle w:val="BodyText"/>
       </w:pPr>
       <w:r>
         <w:drawing>
           <wp:inline>
-            <wp:extent cx="6578600" cy="3947160"/>
+            <wp:extent cx="2743200" cy="2743200"/>
             <wp:effectExtent b="0" l="0" r="0" t="0"/>
-            <wp:docPr descr="" title="" id="56" name="Picture"/>
+            <wp:docPr descr="" title="" id="55" name="Picture"/>
             <a:graphic>
               <a:graphicData uri="http://schemas.openxmlformats.org/drawingml/2006/picture">
                 <pic:pic>
                   <pic:nvPicPr>
-                    <pic:cNvPr descr="10_02_class_activity_files/figure-docx/unnamed-chunk-5-1.jpeg" id="57" name="Picture"/>
+                    <pic:cNvPr descr="10_02_class_activity_files/figure-docx/diagnostics-3.jpeg" id="56" name="Picture"/>
                     <pic:cNvPicPr>
                       <a:picLocks noChangeArrowheads="1" noChangeAspect="1"/>
                     </pic:cNvPicPr>
                   </pic:nvPicPr>
                   <pic:blipFill>
-                    <a:blip r:embed="rId55"/>
+                    <a:blip r:embed="rId54"/>
                     <a:stretch>
                       <a:fillRect/>
                     </a:stretch>
@@ -5593,7 +4477,7 @@
                   <pic:spPr bwMode="auto">
                     <a:xfrm>
                       <a:off x="0" y="0"/>
-                      <a:ext cx="6578600" cy="3947160"/>
+                      <a:ext cx="2743200" cy="2743200"/>
                     </a:xfrm>
                     <a:prstGeom prst="rect">
                       <a:avLst/>
@@ -5614,6 +4498,53 @@
     </w:p>
     <w:p>
       <w:pPr>
+        <w:pStyle w:val="BodyText"/>
+      </w:pPr>
+      <w:r>
+        <w:drawing>
+          <wp:inline>
+            <wp:extent cx="2743200" cy="2743200"/>
+            <wp:effectExtent b="0" l="0" r="0" t="0"/>
+            <wp:docPr descr="" title="" id="58" name="Picture"/>
+            <a:graphic>
+              <a:graphicData uri="http://schemas.openxmlformats.org/drawingml/2006/picture">
+                <pic:pic>
+                  <pic:nvPicPr>
+                    <pic:cNvPr descr="10_02_class_activity_files/figure-docx/diagnostics-4.jpeg" id="59" name="Picture"/>
+                    <pic:cNvPicPr>
+                      <a:picLocks noChangeArrowheads="1" noChangeAspect="1"/>
+                    </pic:cNvPicPr>
+                  </pic:nvPicPr>
+                  <pic:blipFill>
+                    <a:blip r:embed="rId57"/>
+                    <a:stretch>
+                      <a:fillRect/>
+                    </a:stretch>
+                  </pic:blipFill>
+                  <pic:spPr bwMode="auto">
+                    <a:xfrm>
+                      <a:off x="0" y="0"/>
+                      <a:ext cx="2743200" cy="2743200"/>
+                    </a:xfrm>
+                    <a:prstGeom prst="rect">
+                      <a:avLst/>
+                    </a:prstGeom>
+                    <a:noFill/>
+                    <a:ln w="9525">
+                      <a:noFill/>
+                      <a:headEnd/>
+                      <a:tailEnd/>
+                    </a:ln>
+                  </pic:spPr>
+                </pic:pic>
+              </a:graphicData>
+            </a:graphic>
+          </wp:inline>
+        </w:drawing>
+      </w:r>
+    </w:p>
+    <w:p>
+      <w:pPr>
         <w:pStyle w:val="SourceCode"/>
       </w:pPr>
       <w:r>
@@ -5677,18 +4608,1495 @@
         <w:t xml:space="preserve">))</w:t>
       </w:r>
     </w:p>
-    <w:bookmarkEnd w:id="58"/>
-    <w:bookmarkEnd w:id="59"/>
-    <w:bookmarkStart w:id="62" w:name="model-simplification-and-comparison"/>
+    <w:bookmarkEnd w:id="60"/>
+    <w:bookmarkStart w:id="77" w:name="residuals---its-the-upper-left-above"/>
     <w:p>
       <w:pPr>
         <w:pStyle w:val="Heading2"/>
       </w:pPr>
       <w:r>
+        <w:t xml:space="preserve">Residuals - its the upper left above</w:t>
+      </w:r>
+    </w:p>
+    <w:p>
+      <w:pPr>
+        <w:pStyle w:val="SourceCode"/>
+      </w:pPr>
+      <w:r>
+        <w:rPr>
+          <w:rStyle w:val="CommentTok"/>
+        </w:rPr>
+        <w:t xml:space="preserve"># Check for normality of residuals</w:t>
+      </w:r>
+      <w:r>
+        <w:br/>
+      </w:r>
+      <w:r>
+        <w:rPr>
+          <w:rStyle w:val="NormalTok"/>
+        </w:rPr>
+        <w:t xml:space="preserve">residuals_data </w:t>
+      </w:r>
+      <w:r>
+        <w:rPr>
+          <w:rStyle w:val="OtherTok"/>
+        </w:rPr>
+        <w:t xml:space="preserve">&lt;-</w:t>
+      </w:r>
+      <w:r>
+        <w:rPr>
+          <w:rStyle w:val="NormalTok"/>
+        </w:rPr>
+        <w:t xml:space="preserve"> </w:t>
+      </w:r>
+      <w:r>
+        <w:rPr>
+          <w:rStyle w:val="FunctionTok"/>
+        </w:rPr>
+        <w:t xml:space="preserve">data.frame</w:t>
+      </w:r>
+      <w:r>
+        <w:rPr>
+          <w:rStyle w:val="NormalTok"/>
+        </w:rPr>
+        <w:t xml:space="preserve">(</w:t>
+      </w:r>
+      <w:r>
+        <w:br/>
+      </w:r>
+      <w:r>
+        <w:rPr>
+          <w:rStyle w:val="NormalTok"/>
+        </w:rPr>
+        <w:t xml:space="preserve">  </w:t>
+      </w:r>
+      <w:r>
+        <w:rPr>
+          <w:rStyle w:val="AttributeTok"/>
+        </w:rPr>
+        <w:t xml:space="preserve">Fitted =</w:t>
+      </w:r>
+      <w:r>
+        <w:rPr>
+          <w:rStyle w:val="NormalTok"/>
+        </w:rPr>
+        <w:t xml:space="preserve"> </w:t>
+      </w:r>
+      <w:r>
+        <w:rPr>
+          <w:rStyle w:val="FunctionTok"/>
+        </w:rPr>
+        <w:t xml:space="preserve">fitted</w:t>
+      </w:r>
+      <w:r>
+        <w:rPr>
+          <w:rStyle w:val="NormalTok"/>
+        </w:rPr>
+        <w:t xml:space="preserve">(model_3),</w:t>
+      </w:r>
+      <w:r>
+        <w:br/>
+      </w:r>
+      <w:r>
+        <w:rPr>
+          <w:rStyle w:val="NormalTok"/>
+        </w:rPr>
+        <w:t xml:space="preserve">  </w:t>
+      </w:r>
+      <w:r>
+        <w:rPr>
+          <w:rStyle w:val="AttributeTok"/>
+        </w:rPr>
+        <w:t xml:space="preserve">Residuals =</w:t>
+      </w:r>
+      <w:r>
+        <w:rPr>
+          <w:rStyle w:val="NormalTok"/>
+        </w:rPr>
+        <w:t xml:space="preserve"> </w:t>
+      </w:r>
+      <w:r>
+        <w:rPr>
+          <w:rStyle w:val="FunctionTok"/>
+        </w:rPr>
+        <w:t xml:space="preserve">residuals</w:t>
+      </w:r>
+      <w:r>
+        <w:rPr>
+          <w:rStyle w:val="NormalTok"/>
+        </w:rPr>
+        <w:t xml:space="preserve">(model_3),</w:t>
+      </w:r>
+      <w:r>
+        <w:br/>
+      </w:r>
+      <w:r>
+        <w:rPr>
+          <w:rStyle w:val="NormalTok"/>
+        </w:rPr>
+        <w:t xml:space="preserve">  </w:t>
+      </w:r>
+      <w:r>
+        <w:rPr>
+          <w:rStyle w:val="AttributeTok"/>
+        </w:rPr>
+        <w:t xml:space="preserve">Standardized_Residuals =</w:t>
+      </w:r>
+      <w:r>
+        <w:rPr>
+          <w:rStyle w:val="NormalTok"/>
+        </w:rPr>
+        <w:t xml:space="preserve"> </w:t>
+      </w:r>
+      <w:r>
+        <w:rPr>
+          <w:rStyle w:val="FunctionTok"/>
+        </w:rPr>
+        <w:t xml:space="preserve">rstandard</w:t>
+      </w:r>
+      <w:r>
+        <w:rPr>
+          <w:rStyle w:val="NormalTok"/>
+        </w:rPr>
+        <w:t xml:space="preserve">(model_3)</w:t>
+      </w:r>
+      <w:r>
+        <w:br/>
+      </w:r>
+      <w:r>
+        <w:rPr>
+          <w:rStyle w:val="NormalTok"/>
+        </w:rPr>
+        <w:t xml:space="preserve">)</w:t>
+      </w:r>
+      <w:r>
+        <w:br/>
+      </w:r>
+      <w:r>
+        <w:br/>
+      </w:r>
+      <w:r>
+        <w:rPr>
+          <w:rStyle w:val="CommentTok"/>
+        </w:rPr>
+        <w:t xml:space="preserve"># Residuals vs Fitted plot using ggplot</w:t>
+      </w:r>
+      <w:r>
+        <w:br/>
+      </w:r>
+      <w:r>
+        <w:rPr>
+          <w:rStyle w:val="FunctionTok"/>
+        </w:rPr>
+        <w:t xml:space="preserve">ggplot</w:t>
+      </w:r>
+      <w:r>
+        <w:rPr>
+          <w:rStyle w:val="NormalTok"/>
+        </w:rPr>
+        <w:t xml:space="preserve">(residuals_data, </w:t>
+      </w:r>
+      <w:r>
+        <w:rPr>
+          <w:rStyle w:val="FunctionTok"/>
+        </w:rPr>
+        <w:t xml:space="preserve">aes</w:t>
+      </w:r>
+      <w:r>
+        <w:rPr>
+          <w:rStyle w:val="NormalTok"/>
+        </w:rPr>
+        <w:t xml:space="preserve">(</w:t>
+      </w:r>
+      <w:r>
+        <w:rPr>
+          <w:rStyle w:val="AttributeTok"/>
+        </w:rPr>
+        <w:t xml:space="preserve">x =</w:t>
+      </w:r>
+      <w:r>
+        <w:rPr>
+          <w:rStyle w:val="NormalTok"/>
+        </w:rPr>
+        <w:t xml:space="preserve"> Fitted, </w:t>
+      </w:r>
+      <w:r>
+        <w:rPr>
+          <w:rStyle w:val="AttributeTok"/>
+        </w:rPr>
+        <w:t xml:space="preserve">y =</w:t>
+      </w:r>
+      <w:r>
+        <w:rPr>
+          <w:rStyle w:val="NormalTok"/>
+        </w:rPr>
+        <w:t xml:space="preserve"> Residuals)) </w:t>
+      </w:r>
+      <w:r>
+        <w:rPr>
+          <w:rStyle w:val="SpecialCharTok"/>
+        </w:rPr>
+        <w:t xml:space="preserve">+</w:t>
+      </w:r>
+      <w:r>
+        <w:br/>
+      </w:r>
+      <w:r>
+        <w:rPr>
+          <w:rStyle w:val="NormalTok"/>
+        </w:rPr>
+        <w:t xml:space="preserve">  </w:t>
+      </w:r>
+      <w:r>
+        <w:rPr>
+          <w:rStyle w:val="FunctionTok"/>
+        </w:rPr>
+        <w:t xml:space="preserve">geom_point</w:t>
+      </w:r>
+      <w:r>
+        <w:rPr>
+          <w:rStyle w:val="NormalTok"/>
+        </w:rPr>
+        <w:t xml:space="preserve">(</w:t>
+      </w:r>
+      <w:r>
+        <w:rPr>
+          <w:rStyle w:val="AttributeTok"/>
+        </w:rPr>
+        <w:t xml:space="preserve">alpha =</w:t>
+      </w:r>
+      <w:r>
+        <w:rPr>
+          <w:rStyle w:val="NormalTok"/>
+        </w:rPr>
+        <w:t xml:space="preserve"> </w:t>
+      </w:r>
+      <w:r>
+        <w:rPr>
+          <w:rStyle w:val="FloatTok"/>
+        </w:rPr>
+        <w:t xml:space="preserve">0.6</w:t>
+      </w:r>
+      <w:r>
+        <w:rPr>
+          <w:rStyle w:val="NormalTok"/>
+        </w:rPr>
+        <w:t xml:space="preserve">) </w:t>
+      </w:r>
+      <w:r>
+        <w:rPr>
+          <w:rStyle w:val="SpecialCharTok"/>
+        </w:rPr>
+        <w:t xml:space="preserve">+</w:t>
+      </w:r>
+      <w:r>
+        <w:br/>
+      </w:r>
+      <w:r>
+        <w:rPr>
+          <w:rStyle w:val="NormalTok"/>
+        </w:rPr>
+        <w:t xml:space="preserve">  </w:t>
+      </w:r>
+      <w:r>
+        <w:rPr>
+          <w:rStyle w:val="FunctionTok"/>
+        </w:rPr>
+        <w:t xml:space="preserve">geom_smooth</w:t>
+      </w:r>
+      <w:r>
+        <w:rPr>
+          <w:rStyle w:val="NormalTok"/>
+        </w:rPr>
+        <w:t xml:space="preserve">(</w:t>
+      </w:r>
+      <w:r>
+        <w:rPr>
+          <w:rStyle w:val="AttributeTok"/>
+        </w:rPr>
+        <w:t xml:space="preserve">method =</w:t>
+      </w:r>
+      <w:r>
+        <w:rPr>
+          <w:rStyle w:val="NormalTok"/>
+        </w:rPr>
+        <w:t xml:space="preserve"> </w:t>
+      </w:r>
+      <w:r>
+        <w:rPr>
+          <w:rStyle w:val="StringTok"/>
+        </w:rPr>
+        <w:t xml:space="preserve">"lm"</w:t>
+      </w:r>
+      <w:r>
+        <w:rPr>
+          <w:rStyle w:val="NormalTok"/>
+        </w:rPr>
+        <w:t xml:space="preserve">, </w:t>
+      </w:r>
+      <w:r>
+        <w:rPr>
+          <w:rStyle w:val="AttributeTok"/>
+        </w:rPr>
+        <w:t xml:space="preserve">color =</w:t>
+      </w:r>
+      <w:r>
+        <w:rPr>
+          <w:rStyle w:val="NormalTok"/>
+        </w:rPr>
+        <w:t xml:space="preserve"> </w:t>
+      </w:r>
+      <w:r>
+        <w:rPr>
+          <w:rStyle w:val="StringTok"/>
+        </w:rPr>
+        <w:t xml:space="preserve">"red"</w:t>
+      </w:r>
+      <w:r>
+        <w:rPr>
+          <w:rStyle w:val="NormalTok"/>
+        </w:rPr>
+        <w:t xml:space="preserve">) </w:t>
+      </w:r>
+      <w:r>
+        <w:rPr>
+          <w:rStyle w:val="SpecialCharTok"/>
+        </w:rPr>
+        <w:t xml:space="preserve">+</w:t>
+      </w:r>
+      <w:r>
+        <w:br/>
+      </w:r>
+      <w:r>
+        <w:rPr>
+          <w:rStyle w:val="NormalTok"/>
+        </w:rPr>
+        <w:t xml:space="preserve">  </w:t>
+      </w:r>
+      <w:r>
+        <w:rPr>
+          <w:rStyle w:val="FunctionTok"/>
+        </w:rPr>
+        <w:t xml:space="preserve">geom_hline</w:t>
+      </w:r>
+      <w:r>
+        <w:rPr>
+          <w:rStyle w:val="NormalTok"/>
+        </w:rPr>
+        <w:t xml:space="preserve">(</w:t>
+      </w:r>
+      <w:r>
+        <w:rPr>
+          <w:rStyle w:val="AttributeTok"/>
+        </w:rPr>
+        <w:t xml:space="preserve">yintercept =</w:t>
+      </w:r>
+      <w:r>
+        <w:rPr>
+          <w:rStyle w:val="NormalTok"/>
+        </w:rPr>
+        <w:t xml:space="preserve"> </w:t>
+      </w:r>
+      <w:r>
+        <w:rPr>
+          <w:rStyle w:val="DecValTok"/>
+        </w:rPr>
+        <w:t xml:space="preserve">0</w:t>
+      </w:r>
+      <w:r>
+        <w:rPr>
+          <w:rStyle w:val="NormalTok"/>
+        </w:rPr>
+        <w:t xml:space="preserve">, </w:t>
+      </w:r>
+      <w:r>
+        <w:rPr>
+          <w:rStyle w:val="AttributeTok"/>
+        </w:rPr>
+        <w:t xml:space="preserve">linetype =</w:t>
+      </w:r>
+      <w:r>
+        <w:rPr>
+          <w:rStyle w:val="NormalTok"/>
+        </w:rPr>
+        <w:t xml:space="preserve"> </w:t>
+      </w:r>
+      <w:r>
+        <w:rPr>
+          <w:rStyle w:val="StringTok"/>
+        </w:rPr>
+        <w:t xml:space="preserve">"dashed"</w:t>
+      </w:r>
+      <w:r>
+        <w:rPr>
+          <w:rStyle w:val="NormalTok"/>
+        </w:rPr>
+        <w:t xml:space="preserve">) </w:t>
+      </w:r>
+      <w:r>
+        <w:rPr>
+          <w:rStyle w:val="SpecialCharTok"/>
+        </w:rPr>
+        <w:t xml:space="preserve">+</w:t>
+      </w:r>
+      <w:r>
+        <w:br/>
+      </w:r>
+      <w:r>
+        <w:rPr>
+          <w:rStyle w:val="NormalTok"/>
+        </w:rPr>
+        <w:t xml:space="preserve">  </w:t>
+      </w:r>
+      <w:r>
+        <w:rPr>
+          <w:rStyle w:val="FunctionTok"/>
+        </w:rPr>
+        <w:t xml:space="preserve">labs</w:t>
+      </w:r>
+      <w:r>
+        <w:rPr>
+          <w:rStyle w:val="NormalTok"/>
+        </w:rPr>
+        <w:t xml:space="preserve">(</w:t>
+      </w:r>
+      <w:r>
+        <w:br/>
+      </w:r>
+      <w:r>
+        <w:rPr>
+          <w:rStyle w:val="NormalTok"/>
+        </w:rPr>
+        <w:t xml:space="preserve">    </w:t>
+      </w:r>
+      <w:r>
+        <w:rPr>
+          <w:rStyle w:val="AttributeTok"/>
+        </w:rPr>
+        <w:t xml:space="preserve">title =</w:t>
+      </w:r>
+      <w:r>
+        <w:rPr>
+          <w:rStyle w:val="NormalTok"/>
+        </w:rPr>
+        <w:t xml:space="preserve"> </w:t>
+      </w:r>
+      <w:r>
+        <w:rPr>
+          <w:rStyle w:val="StringTok"/>
+        </w:rPr>
+        <w:t xml:space="preserve">"Residuals vs Fitted Values"</w:t>
+      </w:r>
+      <w:r>
+        <w:rPr>
+          <w:rStyle w:val="NormalTok"/>
+        </w:rPr>
+        <w:t xml:space="preserve">,</w:t>
+      </w:r>
+      <w:r>
+        <w:br/>
+      </w:r>
+      <w:r>
+        <w:rPr>
+          <w:rStyle w:val="NormalTok"/>
+        </w:rPr>
+        <w:t xml:space="preserve">    </w:t>
+      </w:r>
+      <w:r>
+        <w:rPr>
+          <w:rStyle w:val="AttributeTok"/>
+        </w:rPr>
+        <w:t xml:space="preserve">x =</w:t>
+      </w:r>
+      <w:r>
+        <w:rPr>
+          <w:rStyle w:val="NormalTok"/>
+        </w:rPr>
+        <w:t xml:space="preserve"> </w:t>
+      </w:r>
+      <w:r>
+        <w:rPr>
+          <w:rStyle w:val="StringTok"/>
+        </w:rPr>
+        <w:t xml:space="preserve">"Fitted Values"</w:t>
+      </w:r>
+      <w:r>
+        <w:rPr>
+          <w:rStyle w:val="NormalTok"/>
+        </w:rPr>
+        <w:t xml:space="preserve">,</w:t>
+      </w:r>
+      <w:r>
+        <w:br/>
+      </w:r>
+      <w:r>
+        <w:rPr>
+          <w:rStyle w:val="NormalTok"/>
+        </w:rPr>
+        <w:t xml:space="preserve">    </w:t>
+      </w:r>
+      <w:r>
+        <w:rPr>
+          <w:rStyle w:val="AttributeTok"/>
+        </w:rPr>
+        <w:t xml:space="preserve">y =</w:t>
+      </w:r>
+      <w:r>
+        <w:rPr>
+          <w:rStyle w:val="NormalTok"/>
+        </w:rPr>
+        <w:t xml:space="preserve"> </w:t>
+      </w:r>
+      <w:r>
+        <w:rPr>
+          <w:rStyle w:val="StringTok"/>
+        </w:rPr>
+        <w:t xml:space="preserve">"Residuals"</w:t>
+      </w:r>
+      <w:r>
+        <w:br/>
+      </w:r>
+      <w:r>
+        <w:rPr>
+          <w:rStyle w:val="NormalTok"/>
+        </w:rPr>
+        <w:t xml:space="preserve">  ) </w:t>
+      </w:r>
+      <w:r>
+        <w:rPr>
+          <w:rStyle w:val="SpecialCharTok"/>
+        </w:rPr>
+        <w:t xml:space="preserve">+</w:t>
+      </w:r>
+      <w:r>
+        <w:br/>
+      </w:r>
+      <w:r>
+        <w:rPr>
+          <w:rStyle w:val="NormalTok"/>
+        </w:rPr>
+        <w:t xml:space="preserve">  </w:t>
+      </w:r>
+      <w:r>
+        <w:rPr>
+          <w:rStyle w:val="FunctionTok"/>
+        </w:rPr>
+        <w:t xml:space="preserve">theme_minimal</w:t>
+      </w:r>
+      <w:r>
+        <w:rPr>
+          <w:rStyle w:val="NormalTok"/>
+        </w:rPr>
+        <w:t xml:space="preserve">()</w:t>
+      </w:r>
+    </w:p>
+    <w:p>
+      <w:pPr>
+        <w:pStyle w:val="SourceCode"/>
+      </w:pPr>
+      <w:r>
+        <w:rPr>
+          <w:rStyle w:val="VerbatimChar"/>
+        </w:rPr>
+        <w:t xml:space="preserve">`geom_smooth()` using formula = 'y ~ x'</w:t>
+      </w:r>
+    </w:p>
+    <w:p>
+      <w:pPr>
+        <w:pStyle w:val="FirstParagraph"/>
+      </w:pPr>
+      <w:r>
+        <w:drawing>
+          <wp:inline>
+            <wp:extent cx="2743200" cy="2743200"/>
+            <wp:effectExtent b="0" l="0" r="0" t="0"/>
+            <wp:docPr descr="" title="" id="62" name="Picture"/>
+            <a:graphic>
+              <a:graphicData uri="http://schemas.openxmlformats.org/drawingml/2006/picture">
+                <pic:pic>
+                  <pic:nvPicPr>
+                    <pic:cNvPr descr="10_02_class_activity_files/figure-docx/unnamed-chunk-4-1.jpeg" id="63" name="Picture"/>
+                    <pic:cNvPicPr>
+                      <a:picLocks noChangeArrowheads="1" noChangeAspect="1"/>
+                    </pic:cNvPicPr>
+                  </pic:nvPicPr>
+                  <pic:blipFill>
+                    <a:blip r:embed="rId61"/>
+                    <a:stretch>
+                      <a:fillRect/>
+                    </a:stretch>
+                  </pic:blipFill>
+                  <pic:spPr bwMode="auto">
+                    <a:xfrm>
+                      <a:off x="0" y="0"/>
+                      <a:ext cx="2743200" cy="2743200"/>
+                    </a:xfrm>
+                    <a:prstGeom prst="rect">
+                      <a:avLst/>
+                    </a:prstGeom>
+                    <a:noFill/>
+                    <a:ln w="9525">
+                      <a:noFill/>
+                      <a:headEnd/>
+                      <a:tailEnd/>
+                    </a:ln>
+                  </pic:spPr>
+                </pic:pic>
+              </a:graphicData>
+            </a:graphic>
+          </wp:inline>
+        </w:drawing>
+      </w:r>
+    </w:p>
+    <w:bookmarkStart w:id="76" w:name="try-response-variable-transformation"/>
+    <w:p>
+      <w:pPr>
+        <w:pStyle w:val="Heading3"/>
+      </w:pPr>
+      <w:r>
+        <w:t xml:space="preserve">Try Response Variable Transformation</w:t>
+      </w:r>
+    </w:p>
+    <w:p>
+      <w:pPr>
+        <w:pStyle w:val="FirstParagraph"/>
+      </w:pPr>
+      <w:r>
+        <w:t xml:space="preserve">Following the original analysis, let’s try a cube root transformation of</w:t>
+      </w:r>
+      <w:r>
+        <w:t xml:space="preserve"> </w:t>
+      </w:r>
+      <w:r>
+        <w:t xml:space="preserve">npp:</w:t>
+      </w:r>
+    </w:p>
+    <w:p>
+      <w:pPr>
+        <w:pStyle w:val="SourceCode"/>
+      </w:pPr>
+      <w:r>
+        <w:rPr>
+          <w:rStyle w:val="CommentTok"/>
+        </w:rPr>
+        <w:t xml:space="preserve"># Model 4: Cube root transformation of npp</w:t>
+      </w:r>
+      <w:r>
+        <w:br/>
+      </w:r>
+      <w:r>
+        <w:rPr>
+          <w:rStyle w:val="NormalTok"/>
+        </w:rPr>
+        <w:t xml:space="preserve">forest_df </w:t>
+      </w:r>
+      <w:r>
+        <w:rPr>
+          <w:rStyle w:val="OtherTok"/>
+        </w:rPr>
+        <w:t xml:space="preserve">&lt;-</w:t>
+      </w:r>
+      <w:r>
+        <w:rPr>
+          <w:rStyle w:val="NormalTok"/>
+        </w:rPr>
+        <w:t xml:space="preserve"> forest_df </w:t>
+      </w:r>
+      <w:r>
+        <w:rPr>
+          <w:rStyle w:val="SpecialCharTok"/>
+        </w:rPr>
+        <w:t xml:space="preserve">%&gt;%</w:t>
+      </w:r>
+      <w:r>
+        <w:br/>
+      </w:r>
+      <w:r>
+        <w:rPr>
+          <w:rStyle w:val="NormalTok"/>
+        </w:rPr>
+        <w:t xml:space="preserve">  </w:t>
+      </w:r>
+      <w:r>
+        <w:rPr>
+          <w:rStyle w:val="FunctionTok"/>
+        </w:rPr>
+        <w:t xml:space="preserve">mutate</w:t>
+      </w:r>
+      <w:r>
+        <w:rPr>
+          <w:rStyle w:val="NormalTok"/>
+        </w:rPr>
+        <w:t xml:space="preserve">(</w:t>
+      </w:r>
+      <w:r>
+        <w:rPr>
+          <w:rStyle w:val="AttributeTok"/>
+        </w:rPr>
+        <w:t xml:space="preserve">npp_cuberoot =</w:t>
+      </w:r>
+      <w:r>
+        <w:rPr>
+          <w:rStyle w:val="NormalTok"/>
+        </w:rPr>
+        <w:t xml:space="preserve"> npp</w:t>
+      </w:r>
+      <w:r>
+        <w:rPr>
+          <w:rStyle w:val="SpecialCharTok"/>
+        </w:rPr>
+        <w:t xml:space="preserve">^</w:t>
+      </w:r>
+      <w:r>
+        <w:rPr>
+          <w:rStyle w:val="NormalTok"/>
+        </w:rPr>
+        <w:t xml:space="preserve">(</w:t>
+      </w:r>
+      <w:r>
+        <w:rPr>
+          <w:rStyle w:val="DecValTok"/>
+        </w:rPr>
+        <w:t xml:space="preserve">1</w:t>
+      </w:r>
+      <w:r>
+        <w:rPr>
+          <w:rStyle w:val="SpecialCharTok"/>
+        </w:rPr>
+        <w:t xml:space="preserve">/</w:t>
+      </w:r>
+      <w:r>
+        <w:rPr>
+          <w:rStyle w:val="DecValTok"/>
+        </w:rPr>
+        <w:t xml:space="preserve">3</w:t>
+      </w:r>
+      <w:r>
+        <w:rPr>
+          <w:rStyle w:val="NormalTok"/>
+        </w:rPr>
+        <w:t xml:space="preserve">))</w:t>
+      </w:r>
+      <w:r>
+        <w:br/>
+      </w:r>
+      <w:r>
+        <w:br/>
+      </w:r>
+      <w:r>
+        <w:rPr>
+          <w:rStyle w:val="NormalTok"/>
+        </w:rPr>
+        <w:t xml:space="preserve">model_4 </w:t>
+      </w:r>
+      <w:r>
+        <w:rPr>
+          <w:rStyle w:val="OtherTok"/>
+        </w:rPr>
+        <w:t xml:space="preserve">&lt;-</w:t>
+      </w:r>
+      <w:r>
+        <w:rPr>
+          <w:rStyle w:val="NormalTok"/>
+        </w:rPr>
+        <w:t xml:space="preserve"> </w:t>
+      </w:r>
+      <w:r>
+        <w:rPr>
+          <w:rStyle w:val="FunctionTok"/>
+        </w:rPr>
+        <w:t xml:space="preserve">lm</w:t>
+      </w:r>
+      <w:r>
+        <w:rPr>
+          <w:rStyle w:val="NormalTok"/>
+        </w:rPr>
+        <w:t xml:space="preserve">(npp_cuberoot </w:t>
+      </w:r>
+      <w:r>
+        <w:rPr>
+          <w:rStyle w:val="SpecialCharTok"/>
+        </w:rPr>
+        <w:t xml:space="preserve">~</w:t>
+      </w:r>
+      <w:r>
+        <w:rPr>
+          <w:rStyle w:val="NormalTok"/>
+        </w:rPr>
+        <w:t xml:space="preserve"> log_age </w:t>
+      </w:r>
+      <w:r>
+        <w:rPr>
+          <w:rStyle w:val="SpecialCharTok"/>
+        </w:rPr>
+        <w:t xml:space="preserve">+</w:t>
+      </w:r>
+      <w:r>
+        <w:rPr>
+          <w:rStyle w:val="NormalTok"/>
+        </w:rPr>
+        <w:t xml:space="preserve"> biomass </w:t>
+      </w:r>
+      <w:r>
+        <w:rPr>
+          <w:rStyle w:val="SpecialCharTok"/>
+        </w:rPr>
+        <w:t xml:space="preserve">+</w:t>
+      </w:r>
+      <w:r>
+        <w:rPr>
+          <w:rStyle w:val="NormalTok"/>
+        </w:rPr>
+        <w:t xml:space="preserve"> temp </w:t>
+      </w:r>
+      <w:r>
+        <w:rPr>
+          <w:rStyle w:val="SpecialCharTok"/>
+        </w:rPr>
+        <w:t xml:space="preserve">+</w:t>
+      </w:r>
+      <w:r>
+        <w:rPr>
+          <w:rStyle w:val="NormalTok"/>
+        </w:rPr>
+        <w:t xml:space="preserve"> precip </w:t>
+      </w:r>
+      <w:r>
+        <w:rPr>
+          <w:rStyle w:val="SpecialCharTok"/>
+        </w:rPr>
+        <w:t xml:space="preserve">+</w:t>
+      </w:r>
+      <w:r>
+        <w:rPr>
+          <w:rStyle w:val="NormalTok"/>
+        </w:rPr>
+        <w:t xml:space="preserve"> </w:t>
+      </w:r>
+      <w:r>
+        <w:br/>
+      </w:r>
+      <w:r>
+        <w:rPr>
+          <w:rStyle w:val="NormalTok"/>
+        </w:rPr>
+        <w:t xml:space="preserve">             teb </w:t>
+      </w:r>
+      <w:r>
+        <w:rPr>
+          <w:rStyle w:val="SpecialCharTok"/>
+        </w:rPr>
+        <w:t xml:space="preserve">+</w:t>
+      </w:r>
+      <w:r>
+        <w:rPr>
+          <w:rStyle w:val="NormalTok"/>
+        </w:rPr>
+        <w:t xml:space="preserve"> leaf, </w:t>
+      </w:r>
+      <w:r>
+        <w:rPr>
+          <w:rStyle w:val="AttributeTok"/>
+        </w:rPr>
+        <w:t xml:space="preserve">data =</w:t>
+      </w:r>
+      <w:r>
+        <w:rPr>
+          <w:rStyle w:val="NormalTok"/>
+        </w:rPr>
+        <w:t xml:space="preserve"> forest_df)</w:t>
+      </w:r>
+      <w:r>
+        <w:br/>
+      </w:r>
+      <w:r>
+        <w:br/>
+      </w:r>
+      <w:r>
+        <w:rPr>
+          <w:rStyle w:val="FunctionTok"/>
+        </w:rPr>
+        <w:t xml:space="preserve">summary</w:t>
+      </w:r>
+      <w:r>
+        <w:rPr>
+          <w:rStyle w:val="NormalTok"/>
+        </w:rPr>
+        <w:t xml:space="preserve">(model_4)</w:t>
+      </w:r>
+    </w:p>
+    <w:p>
+      <w:pPr>
+        <w:pStyle w:val="SourceCode"/>
+      </w:pPr>
+      <w:r>
+        <w:br/>
+      </w:r>
+      <w:r>
+        <w:rPr>
+          <w:rStyle w:val="VerbatimChar"/>
+        </w:rPr>
+        <w:t xml:space="preserve">Call:</w:t>
+      </w:r>
+      <w:r>
+        <w:br/>
+      </w:r>
+      <w:r>
+        <w:rPr>
+          <w:rStyle w:val="VerbatimChar"/>
+        </w:rPr>
+        <w:t xml:space="preserve">lm(formula = npp_cuberoot ~ log_age + biomass + temp + precip + </w:t>
+      </w:r>
+      <w:r>
+        <w:br/>
+      </w:r>
+      <w:r>
+        <w:rPr>
+          <w:rStyle w:val="VerbatimChar"/>
+        </w:rPr>
+        <w:t xml:space="preserve">    teb + leaf, data = forest_df)</w:t>
+      </w:r>
+      <w:r>
+        <w:br/>
+      </w:r>
+      <w:r>
+        <w:br/>
+      </w:r>
+      <w:r>
+        <w:rPr>
+          <w:rStyle w:val="VerbatimChar"/>
+        </w:rPr>
+        <w:t xml:space="preserve">Residuals:</w:t>
+      </w:r>
+      <w:r>
+        <w:br/>
+      </w:r>
+      <w:r>
+        <w:rPr>
+          <w:rStyle w:val="VerbatimChar"/>
+        </w:rPr>
+        <w:t xml:space="preserve">    Min      1Q  Median      3Q     Max </w:t>
+      </w:r>
+      <w:r>
+        <w:br/>
+      </w:r>
+      <w:r>
+        <w:rPr>
+          <w:rStyle w:val="VerbatimChar"/>
+        </w:rPr>
+        <w:t xml:space="preserve">-4.0936 -0.5916 -0.0030  0.6463  5.0795 </w:t>
+      </w:r>
+      <w:r>
+        <w:br/>
+      </w:r>
+      <w:r>
+        <w:br/>
+      </w:r>
+      <w:r>
+        <w:rPr>
+          <w:rStyle w:val="VerbatimChar"/>
+        </w:rPr>
+        <w:t xml:space="preserve">Coefficients:</w:t>
+      </w:r>
+      <w:r>
+        <w:br/>
+      </w:r>
+      <w:r>
+        <w:rPr>
+          <w:rStyle w:val="VerbatimChar"/>
+        </w:rPr>
+        <w:t xml:space="preserve">              Estimate Std. Error t value Pr(&gt;|t|)    </w:t>
+      </w:r>
+      <w:r>
+        <w:br/>
+      </w:r>
+      <w:r>
+        <w:rPr>
+          <w:rStyle w:val="VerbatimChar"/>
+        </w:rPr>
+        <w:t xml:space="preserve">(Intercept)  1.391e+01  2.601e-01  53.489  &lt; 2e-16 ***</w:t>
+      </w:r>
+      <w:r>
+        <w:br/>
+      </w:r>
+      <w:r>
+        <w:rPr>
+          <w:rStyle w:val="VerbatimChar"/>
+        </w:rPr>
+        <w:t xml:space="preserve">log_age     -3.151e+00  1.470e-01 -21.436  &lt; 2e-16 ***</w:t>
+      </w:r>
+      <w:r>
+        <w:br/>
+      </w:r>
+      <w:r>
+        <w:rPr>
+          <w:rStyle w:val="VerbatimChar"/>
+        </w:rPr>
+        <w:t xml:space="preserve">biomass      1.032e-04  3.464e-06  29.791  &lt; 2e-16 ***</w:t>
+      </w:r>
+      <w:r>
+        <w:br/>
+      </w:r>
+      <w:r>
+        <w:rPr>
+          <w:rStyle w:val="VerbatimChar"/>
+        </w:rPr>
+        <w:t xml:space="preserve">temp         4.507e-02  6.265e-03   7.194 1.10e-12 ***</w:t>
+      </w:r>
+      <w:r>
+        <w:br/>
+      </w:r>
+      <w:r>
+        <w:rPr>
+          <w:rStyle w:val="VerbatimChar"/>
+        </w:rPr>
+        <w:t xml:space="preserve">precip       6.361e-05  8.072e-05   0.788    0.431    </w:t>
+      </w:r>
+      <w:r>
+        <w:br/>
+      </w:r>
+      <w:r>
+        <w:rPr>
+          <w:rStyle w:val="VerbatimChar"/>
+        </w:rPr>
+        <w:t xml:space="preserve">teb         -1.273e-02  3.078e-03  -4.135 3.79e-05 ***</w:t>
+      </w:r>
+      <w:r>
+        <w:br/>
+      </w:r>
+      <w:r>
+        <w:rPr>
+          <w:rStyle w:val="VerbatimChar"/>
+        </w:rPr>
+        <w:t xml:space="preserve">leafneedle  -1.029e+00  6.317e-02 -16.283  &lt; 2e-16 ***</w:t>
+      </w:r>
+      <w:r>
+        <w:br/>
+      </w:r>
+      <w:r>
+        <w:rPr>
+          <w:rStyle w:val="VerbatimChar"/>
+        </w:rPr>
+        <w:t xml:space="preserve">---</w:t>
+      </w:r>
+      <w:r>
+        <w:br/>
+      </w:r>
+      <w:r>
+        <w:rPr>
+          <w:rStyle w:val="VerbatimChar"/>
+        </w:rPr>
+        <w:t xml:space="preserve">Signif. codes:  0 '***' 0.001 '**' 0.01 '*' 0.05 '.' 0.1 ' ' 1</w:t>
+      </w:r>
+      <w:r>
+        <w:br/>
+      </w:r>
+      <w:r>
+        <w:br/>
+      </w:r>
+      <w:r>
+        <w:rPr>
+          <w:rStyle w:val="VerbatimChar"/>
+        </w:rPr>
+        <w:t xml:space="preserve">Residual standard error: 1 on 1213 degrees of freedom</w:t>
+      </w:r>
+      <w:r>
+        <w:br/>
+      </w:r>
+      <w:r>
+        <w:rPr>
+          <w:rStyle w:val="VerbatimChar"/>
+        </w:rPr>
+        <w:t xml:space="preserve">Multiple R-squared:  0.6793,    Adjusted R-squared:  0.6777 </w:t>
+      </w:r>
+      <w:r>
+        <w:br/>
+      </w:r>
+      <w:r>
+        <w:rPr>
+          <w:rStyle w:val="VerbatimChar"/>
+        </w:rPr>
+        <w:t xml:space="preserve">F-statistic: 428.2 on 6 and 1213 DF,  p-value: &lt; 2.2e-16</w:t>
+      </w:r>
+    </w:p>
+    <w:p>
+      <w:pPr>
+        <w:pStyle w:val="SourceCode"/>
+      </w:pPr>
+      <w:r>
+        <w:rPr>
+          <w:rStyle w:val="CommentTok"/>
+        </w:rPr>
+        <w:t xml:space="preserve"># Check diagnostics</w:t>
+      </w:r>
+      <w:r>
+        <w:br/>
+      </w:r>
+      <w:r>
+        <w:rPr>
+          <w:rStyle w:val="FunctionTok"/>
+        </w:rPr>
+        <w:t xml:space="preserve">par</w:t>
+      </w:r>
+      <w:r>
+        <w:rPr>
+          <w:rStyle w:val="NormalTok"/>
+        </w:rPr>
+        <w:t xml:space="preserve">(</w:t>
+      </w:r>
+      <w:r>
+        <w:rPr>
+          <w:rStyle w:val="AttributeTok"/>
+        </w:rPr>
+        <w:t xml:space="preserve">mfrow =</w:t>
+      </w:r>
+      <w:r>
+        <w:rPr>
+          <w:rStyle w:val="NormalTok"/>
+        </w:rPr>
+        <w:t xml:space="preserve"> </w:t>
+      </w:r>
+      <w:r>
+        <w:rPr>
+          <w:rStyle w:val="FunctionTok"/>
+        </w:rPr>
+        <w:t xml:space="preserve">c</w:t>
+      </w:r>
+      <w:r>
+        <w:rPr>
+          <w:rStyle w:val="NormalTok"/>
+        </w:rPr>
+        <w:t xml:space="preserve">(</w:t>
+      </w:r>
+      <w:r>
+        <w:rPr>
+          <w:rStyle w:val="DecValTok"/>
+        </w:rPr>
+        <w:t xml:space="preserve">1</w:t>
+      </w:r>
+      <w:r>
+        <w:rPr>
+          <w:rStyle w:val="NormalTok"/>
+        </w:rPr>
+        <w:t xml:space="preserve">, </w:t>
+      </w:r>
+      <w:r>
+        <w:rPr>
+          <w:rStyle w:val="DecValTok"/>
+        </w:rPr>
+        <w:t xml:space="preserve">1</w:t>
+      </w:r>
+      <w:r>
+        <w:rPr>
+          <w:rStyle w:val="NormalTok"/>
+        </w:rPr>
+        <w:t xml:space="preserve">))</w:t>
+      </w:r>
+      <w:r>
+        <w:br/>
+      </w:r>
+      <w:r>
+        <w:rPr>
+          <w:rStyle w:val="FunctionTok"/>
+        </w:rPr>
+        <w:t xml:space="preserve">plot</w:t>
+      </w:r>
+      <w:r>
+        <w:rPr>
+          <w:rStyle w:val="NormalTok"/>
+        </w:rPr>
+        <w:t xml:space="preserve">(model_4, </w:t>
+      </w:r>
+      <w:r>
+        <w:rPr>
+          <w:rStyle w:val="AttributeTok"/>
+        </w:rPr>
+        <w:t xml:space="preserve">main =</w:t>
+      </w:r>
+      <w:r>
+        <w:rPr>
+          <w:rStyle w:val="NormalTok"/>
+        </w:rPr>
+        <w:t xml:space="preserve"> </w:t>
+      </w:r>
+      <w:r>
+        <w:rPr>
+          <w:rStyle w:val="StringTok"/>
+        </w:rPr>
+        <w:t xml:space="preserve">"Model Diagnostics (Cube Root npp)"</w:t>
+      </w:r>
+      <w:r>
+        <w:rPr>
+          <w:rStyle w:val="NormalTok"/>
+        </w:rPr>
+        <w:t xml:space="preserve">)</w:t>
+      </w:r>
+    </w:p>
+    <w:p>
+      <w:pPr>
+        <w:pStyle w:val="FirstParagraph"/>
+      </w:pPr>
+      <w:r>
+        <w:drawing>
+          <wp:inline>
+            <wp:extent cx="2743200" cy="2743200"/>
+            <wp:effectExtent b="0" l="0" r="0" t="0"/>
+            <wp:docPr descr="" title="" id="65" name="Picture"/>
+            <a:graphic>
+              <a:graphicData uri="http://schemas.openxmlformats.org/drawingml/2006/picture">
+                <pic:pic>
+                  <pic:nvPicPr>
+                    <pic:cNvPr descr="10_02_class_activity_files/figure-docx/unnamed-chunk-5-1.jpeg" id="66" name="Picture"/>
+                    <pic:cNvPicPr>
+                      <a:picLocks noChangeArrowheads="1" noChangeAspect="1"/>
+                    </pic:cNvPicPr>
+                  </pic:nvPicPr>
+                  <pic:blipFill>
+                    <a:blip r:embed="rId64"/>
+                    <a:stretch>
+                      <a:fillRect/>
+                    </a:stretch>
+                  </pic:blipFill>
+                  <pic:spPr bwMode="auto">
+                    <a:xfrm>
+                      <a:off x="0" y="0"/>
+                      <a:ext cx="2743200" cy="2743200"/>
+                    </a:xfrm>
+                    <a:prstGeom prst="rect">
+                      <a:avLst/>
+                    </a:prstGeom>
+                    <a:noFill/>
+                    <a:ln w="9525">
+                      <a:noFill/>
+                      <a:headEnd/>
+                      <a:tailEnd/>
+                    </a:ln>
+                  </pic:spPr>
+                </pic:pic>
+              </a:graphicData>
+            </a:graphic>
+          </wp:inline>
+        </w:drawing>
+      </w:r>
+    </w:p>
+    <w:p>
+      <w:pPr>
+        <w:pStyle w:val="BodyText"/>
+      </w:pPr>
+      <w:r>
+        <w:drawing>
+          <wp:inline>
+            <wp:extent cx="2743200" cy="2743200"/>
+            <wp:effectExtent b="0" l="0" r="0" t="0"/>
+            <wp:docPr descr="" title="" id="68" name="Picture"/>
+            <a:graphic>
+              <a:graphicData uri="http://schemas.openxmlformats.org/drawingml/2006/picture">
+                <pic:pic>
+                  <pic:nvPicPr>
+                    <pic:cNvPr descr="10_02_class_activity_files/figure-docx/unnamed-chunk-5-2.jpeg" id="69" name="Picture"/>
+                    <pic:cNvPicPr>
+                      <a:picLocks noChangeArrowheads="1" noChangeAspect="1"/>
+                    </pic:cNvPicPr>
+                  </pic:nvPicPr>
+                  <pic:blipFill>
+                    <a:blip r:embed="rId67"/>
+                    <a:stretch>
+                      <a:fillRect/>
+                    </a:stretch>
+                  </pic:blipFill>
+                  <pic:spPr bwMode="auto">
+                    <a:xfrm>
+                      <a:off x="0" y="0"/>
+                      <a:ext cx="2743200" cy="2743200"/>
+                    </a:xfrm>
+                    <a:prstGeom prst="rect">
+                      <a:avLst/>
+                    </a:prstGeom>
+                    <a:noFill/>
+                    <a:ln w="9525">
+                      <a:noFill/>
+                      <a:headEnd/>
+                      <a:tailEnd/>
+                    </a:ln>
+                  </pic:spPr>
+                </pic:pic>
+              </a:graphicData>
+            </a:graphic>
+          </wp:inline>
+        </w:drawing>
+      </w:r>
+    </w:p>
+    <w:p>
+      <w:pPr>
+        <w:pStyle w:val="BodyText"/>
+      </w:pPr>
+      <w:r>
+        <w:drawing>
+          <wp:inline>
+            <wp:extent cx="2743200" cy="2743200"/>
+            <wp:effectExtent b="0" l="0" r="0" t="0"/>
+            <wp:docPr descr="" title="" id="71" name="Picture"/>
+            <a:graphic>
+              <a:graphicData uri="http://schemas.openxmlformats.org/drawingml/2006/picture">
+                <pic:pic>
+                  <pic:nvPicPr>
+                    <pic:cNvPr descr="10_02_class_activity_files/figure-docx/unnamed-chunk-5-3.jpeg" id="72" name="Picture"/>
+                    <pic:cNvPicPr>
+                      <a:picLocks noChangeArrowheads="1" noChangeAspect="1"/>
+                    </pic:cNvPicPr>
+                  </pic:nvPicPr>
+                  <pic:blipFill>
+                    <a:blip r:embed="rId70"/>
+                    <a:stretch>
+                      <a:fillRect/>
+                    </a:stretch>
+                  </pic:blipFill>
+                  <pic:spPr bwMode="auto">
+                    <a:xfrm>
+                      <a:off x="0" y="0"/>
+                      <a:ext cx="2743200" cy="2743200"/>
+                    </a:xfrm>
+                    <a:prstGeom prst="rect">
+                      <a:avLst/>
+                    </a:prstGeom>
+                    <a:noFill/>
+                    <a:ln w="9525">
+                      <a:noFill/>
+                      <a:headEnd/>
+                      <a:tailEnd/>
+                    </a:ln>
+                  </pic:spPr>
+                </pic:pic>
+              </a:graphicData>
+            </a:graphic>
+          </wp:inline>
+        </w:drawing>
+      </w:r>
+    </w:p>
+    <w:p>
+      <w:pPr>
+        <w:pStyle w:val="BodyText"/>
+      </w:pPr>
+      <w:r>
+        <w:drawing>
+          <wp:inline>
+            <wp:extent cx="2743200" cy="2743200"/>
+            <wp:effectExtent b="0" l="0" r="0" t="0"/>
+            <wp:docPr descr="" title="" id="74" name="Picture"/>
+            <a:graphic>
+              <a:graphicData uri="http://schemas.openxmlformats.org/drawingml/2006/picture">
+                <pic:pic>
+                  <pic:nvPicPr>
+                    <pic:cNvPr descr="10_02_class_activity_files/figure-docx/unnamed-chunk-5-4.jpeg" id="75" name="Picture"/>
+                    <pic:cNvPicPr>
+                      <a:picLocks noChangeArrowheads="1" noChangeAspect="1"/>
+                    </pic:cNvPicPr>
+                  </pic:nvPicPr>
+                  <pic:blipFill>
+                    <a:blip r:embed="rId73"/>
+                    <a:stretch>
+                      <a:fillRect/>
+                    </a:stretch>
+                  </pic:blipFill>
+                  <pic:spPr bwMode="auto">
+                    <a:xfrm>
+                      <a:off x="0" y="0"/>
+                      <a:ext cx="2743200" cy="2743200"/>
+                    </a:xfrm>
+                    <a:prstGeom prst="rect">
+                      <a:avLst/>
+                    </a:prstGeom>
+                    <a:noFill/>
+                    <a:ln w="9525">
+                      <a:noFill/>
+                      <a:headEnd/>
+                      <a:tailEnd/>
+                    </a:ln>
+                  </pic:spPr>
+                </pic:pic>
+              </a:graphicData>
+            </a:graphic>
+          </wp:inline>
+        </w:drawing>
+      </w:r>
+    </w:p>
+    <w:p>
+      <w:pPr>
+        <w:pStyle w:val="SourceCode"/>
+      </w:pPr>
+      <w:r>
+        <w:rPr>
+          <w:rStyle w:val="FunctionTok"/>
+        </w:rPr>
+        <w:t xml:space="preserve">par</w:t>
+      </w:r>
+      <w:r>
+        <w:rPr>
+          <w:rStyle w:val="NormalTok"/>
+        </w:rPr>
+        <w:t xml:space="preserve">(</w:t>
+      </w:r>
+      <w:r>
+        <w:rPr>
+          <w:rStyle w:val="AttributeTok"/>
+        </w:rPr>
+        <w:t xml:space="preserve">mfrow =</w:t>
+      </w:r>
+      <w:r>
+        <w:rPr>
+          <w:rStyle w:val="NormalTok"/>
+        </w:rPr>
+        <w:t xml:space="preserve"> </w:t>
+      </w:r>
+      <w:r>
+        <w:rPr>
+          <w:rStyle w:val="FunctionTok"/>
+        </w:rPr>
+        <w:t xml:space="preserve">c</w:t>
+      </w:r>
+      <w:r>
+        <w:rPr>
+          <w:rStyle w:val="NormalTok"/>
+        </w:rPr>
+        <w:t xml:space="preserve">(</w:t>
+      </w:r>
+      <w:r>
+        <w:rPr>
+          <w:rStyle w:val="DecValTok"/>
+        </w:rPr>
+        <w:t xml:space="preserve">1</w:t>
+      </w:r>
+      <w:r>
+        <w:rPr>
+          <w:rStyle w:val="NormalTok"/>
+        </w:rPr>
+        <w:t xml:space="preserve">, </w:t>
+      </w:r>
+      <w:r>
+        <w:rPr>
+          <w:rStyle w:val="DecValTok"/>
+        </w:rPr>
+        <w:t xml:space="preserve">1</w:t>
+      </w:r>
+      <w:r>
+        <w:rPr>
+          <w:rStyle w:val="NormalTok"/>
+        </w:rPr>
+        <w:t xml:space="preserve">))</w:t>
+      </w:r>
+    </w:p>
+    <w:bookmarkEnd w:id="76"/>
+    <w:bookmarkEnd w:id="77"/>
+    <w:bookmarkStart w:id="80" w:name="model-simplification-and-comparison"/>
+    <w:p>
+      <w:pPr>
+        <w:pStyle w:val="Heading2"/>
+      </w:pPr>
+      <w:r>
         <w:t xml:space="preserve">5. Model Simplification and Comparison</w:t>
       </w:r>
     </w:p>
-    <w:bookmarkStart w:id="60" w:name="remove-non-significant-variables"/>
+    <w:bookmarkStart w:id="78" w:name="remove-non-significant-variables"/>
     <w:p>
       <w:pPr>
         <w:pStyle w:val="Heading3"/>
@@ -6395,8 +6803,8 @@
         <w:t xml:space="preserve">2 Model 5 (No precip) 3470.717 0.6791304     0.6778089</w:t>
       </w:r>
     </w:p>
-    <w:bookmarkEnd w:id="60"/>
-    <w:bookmarkStart w:id="61" w:name="model-performance-and-interpretation"/>
+    <w:bookmarkEnd w:id="78"/>
+    <w:bookmarkStart w:id="79" w:name="model-performance-and-interpretation"/>
     <w:p>
       <w:pPr>
         <w:pStyle w:val="Heading3"/>
@@ -6640,9 +7048,9 @@
         <w:t xml:space="preserve">F-statistic: 513.9 on 5 and 1214 DF,  p-value: &lt; 2.2e-16</w:t>
       </w:r>
     </w:p>
-    <w:bookmarkEnd w:id="61"/>
-    <w:bookmarkEnd w:id="62"/>
-    <w:bookmarkStart w:id="63" w:name="using-the-sensemaker-package"/>
+    <w:bookmarkEnd w:id="79"/>
+    <w:bookmarkEnd w:id="80"/>
+    <w:bookmarkStart w:id="81" w:name="using-the-sensemaker-package"/>
     <w:p>
       <w:pPr>
         <w:pStyle w:val="Heading2"/>
@@ -7697,8 +8105,8 @@
         <w:t xml:space="preserve">6        leaf   285.95672  9.100842e-58        0.19064332</w:t>
       </w:r>
     </w:p>
-    <w:bookmarkEnd w:id="63"/>
-    <w:bookmarkStart w:id="64" w:name="Xf4535c08de456637d7f11701682e24d01fa7eff"/>
+    <w:bookmarkEnd w:id="81"/>
+    <w:bookmarkStart w:id="82" w:name="Xf4535c08de456637d7f11701682e24d01fa7eff"/>
     <w:p>
       <w:pPr>
         <w:pStyle w:val="Heading2"/>
@@ -7712,7 +8120,13 @@
         <w:pStyle w:val="FirstParagraph"/>
       </w:pPr>
       <w:r>
-        <w:t xml:space="preserve">Following the original analysis, let’s also try the standardized approach:</w:t>
+        <w:t xml:space="preserve">Following the original analysis, let’s also try the standardized</w:t>
+      </w:r>
+      <w:r>
+        <w:t xml:space="preserve"> </w:t>
+      </w:r>
+      <w:r>
+        <w:t xml:space="preserve">approach:</w:t>
       </w:r>
     </w:p>
     <w:p>
@@ -8433,8 +8847,8 @@
         <w:t xml:space="preserve">F-statistic: 341.5 on 6 and 1213 DF,  p-value: &lt; 2.2e-16</w:t>
       </w:r>
     </w:p>
-    <w:bookmarkEnd w:id="64"/>
-    <w:bookmarkStart w:id="65" w:name="key-findings-and-conclusions"/>
+    <w:bookmarkEnd w:id="82"/>
+    <w:bookmarkStart w:id="83" w:name="key-findings-and-conclusions"/>
     <w:p>
       <w:pPr>
         <w:pStyle w:val="Heading2"/>
@@ -8533,7 +8947,13 @@
         </w:numPr>
       </w:pPr>
       <w:r>
-        <w:t xml:space="preserve">Significant predictors: age (negative), biomass (positive), temp (positive)</w:t>
+        <w:t xml:space="preserve">Significant predictors: age (negative), biomass (positive), temp</w:t>
+      </w:r>
+      <w:r>
+        <w:t xml:space="preserve"> </w:t>
+      </w:r>
+      <w:r>
+        <w:t xml:space="preserve">(positive)</w:t>
       </w:r>
     </w:p>
     <w:p>
@@ -8607,8 +9027,8 @@
         <w:t xml:space="preserve">Coniferous forests had lower npp than broadleaf forests</w:t>
       </w:r>
     </w:p>
-    <w:bookmarkEnd w:id="65"/>
-    <w:bookmarkStart w:id="66" w:name="references-and-additional-notes"/>
+    <w:bookmarkEnd w:id="83"/>
+    <w:bookmarkStart w:id="84" w:name="references-and-additional-notes"/>
     <w:p>
       <w:pPr>
         <w:pStyle w:val="Heading2"/>
@@ -8644,7 +9064,13 @@
         <w:t xml:space="preserve"> </w:t>
       </w:r>
       <w:r>
-        <w:t xml:space="preserve">(2014). Convergence of terrestrial plant production across global climate gradients.</w:t>
+        <w:t xml:space="preserve">(2014). Convergence of terrestrial plant production across global</w:t>
+      </w:r>
+      <w:r>
+        <w:t xml:space="preserve"> </w:t>
+      </w:r>
+      <w:r>
+        <w:t xml:space="preserve">climate gradients.</w:t>
       </w:r>
       <w:r>
         <w:t xml:space="preserve"> </w:t>
@@ -8688,7 +9114,13 @@
         <w:t xml:space="preserve">Multicollinearity Detection</w:t>
       </w:r>
       <w:r>
-        <w:t xml:space="preserve">: Use VIF values and correlation matrices</w:t>
+        <w:t xml:space="preserve">: Use VIF values and correlation</w:t>
+      </w:r>
+      <w:r>
+        <w:t xml:space="preserve"> </w:t>
+      </w:r>
+      <w:r>
+        <w:t xml:space="preserve">matrices</w:t>
       </w:r>
     </w:p>
     <w:p>
@@ -8707,7 +9139,13 @@
         <w:t xml:space="preserve">Variable Transformations</w:t>
       </w:r>
       <w:r>
-        <w:t xml:space="preserve">: Log and power transformations can improve model fit</w:t>
+        <w:t xml:space="preserve">: Log and power transformations can</w:t>
+      </w:r>
+      <w:r>
+        <w:t xml:space="preserve"> </w:t>
+      </w:r>
+      <w:r>
+        <w:t xml:space="preserve">improve model fit</w:t>
       </w:r>
     </w:p>
     <w:p>
@@ -8726,7 +9164,13 @@
         <w:t xml:space="preserve">Model Diagnostics</w:t>
       </w:r>
       <w:r>
-        <w:t xml:space="preserve">: Always check residual plots and assumption violations</w:t>
+        <w:t xml:space="preserve">: Always check residual plots and assumption</w:t>
+      </w:r>
+      <w:r>
+        <w:t xml:space="preserve"> </w:t>
+      </w:r>
+      <w:r>
+        <w:t xml:space="preserve">violations</w:t>
       </w:r>
     </w:p>
     <w:p>
@@ -8819,7 +9263,7 @@
         <w:rPr>
           <w:rStyle w:val="VerbatimChar"/>
         </w:rPr>
-        <w:t xml:space="preserve">Running under: macOS Sequoia 15.6</w:t>
+        <w:t xml:space="preserve">Running under: macOS Tahoe 26.0.1</w:t>
       </w:r>
       <w:r>
         <w:br/>
@@ -8933,25 +9377,25 @@
         <w:rPr>
           <w:rStyle w:val="VerbatimChar"/>
         </w:rPr>
-        <w:t xml:space="preserve"> [1] sensemakr_0.1.6    see_0.11.0         performance_0.15.0 broom_1.0.9       </w:t>
-      </w:r>
-      <w:r>
-        <w:br/>
-      </w:r>
-      <w:r>
-        <w:rPr>
-          <w:rStyle w:val="VerbatimChar"/>
-        </w:rPr>
-        <w:t xml:space="preserve"> [5] GGally_2.3.0       corrplot_0.95      car_3.1-3          carData_3.0-5     </w:t>
-      </w:r>
-      <w:r>
-        <w:br/>
-      </w:r>
-      <w:r>
-        <w:rPr>
-          <w:rStyle w:val="VerbatimChar"/>
-        </w:rPr>
-        <w:t xml:space="preserve"> [9] lubridate_1.9.4    forcats_1.0.0      stringr_1.5.1      dplyr_1.1.4       </w:t>
+        <w:t xml:space="preserve"> [1] sensemakr_0.1.6    see_0.12.0         performance_0.15.1 broom_1.0.10      </w:t>
+      </w:r>
+      <w:r>
+        <w:br/>
+      </w:r>
+      <w:r>
+        <w:rPr>
+          <w:rStyle w:val="VerbatimChar"/>
+        </w:rPr>
+        <w:t xml:space="preserve"> [5] GGally_2.4.0       corrplot_0.95      car_3.1-3          carData_3.0-5     </w:t>
+      </w:r>
+      <w:r>
+        <w:br/>
+      </w:r>
+      <w:r>
+        <w:rPr>
+          <w:rStyle w:val="VerbatimChar"/>
+        </w:rPr>
+        <w:t xml:space="preserve"> [9] lubridate_1.9.4    forcats_1.0.1      stringr_1.5.2      dplyr_1.1.4       </w:t>
       </w:r>
       <w:r>
         <w:br/>
@@ -8969,7 +9413,7 @@
         <w:rPr>
           <w:rStyle w:val="VerbatimChar"/>
         </w:rPr>
-        <w:t xml:space="preserve">[17] ggplot2_3.5.2      tidyverse_2.0.0   </w:t>
+        <w:t xml:space="preserve">[17] ggplot2_4.0.0      tidyverse_2.0.0   </w:t>
       </w:r>
       <w:r>
         <w:br/>
@@ -8990,119 +9434,92 @@
         <w:rPr>
           <w:rStyle w:val="VerbatimChar"/>
         </w:rPr>
-        <w:t xml:space="preserve"> [1] gtable_0.3.6       xfun_0.52          insight_1.3.1      lattice_0.22-7    </w:t>
-      </w:r>
-      <w:r>
-        <w:br/>
-      </w:r>
-      <w:r>
-        <w:rPr>
-          <w:rStyle w:val="VerbatimChar"/>
-        </w:rPr>
-        <w:t xml:space="preserve"> [5] tzdb_0.5.0         vctrs_0.6.5        tools_4.5.1        generics_0.1.4    </w:t>
-      </w:r>
-      <w:r>
-        <w:br/>
-      </w:r>
-      <w:r>
-        <w:rPr>
-          <w:rStyle w:val="VerbatimChar"/>
-        </w:rPr>
-        <w:t xml:space="preserve"> [9] parallel_4.5.1     pkgconfig_2.0.3    Matrix_1.7-3       RColorBrewer_1.1-3</w:t>
-      </w:r>
-      <w:r>
-        <w:br/>
-      </w:r>
-      <w:r>
-        <w:rPr>
-          <w:rStyle w:val="VerbatimChar"/>
-        </w:rPr>
-        <w:t xml:space="preserve">[13] S7_0.2.0           lifecycle_1.0.4    compiler_4.5.1     farver_2.1.2      </w:t>
-      </w:r>
-      <w:r>
-        <w:br/>
-      </w:r>
-      <w:r>
-        <w:rPr>
-          <w:rStyle w:val="VerbatimChar"/>
-        </w:rPr>
-        <w:t xml:space="preserve">[17] codetools_0.2-20   htmltools_0.5.8.1  yaml_2.3.10        Formula_1.2-5     </w:t>
-      </w:r>
-      <w:r>
-        <w:br/>
-      </w:r>
-      <w:r>
-        <w:rPr>
-          <w:rStyle w:val="VerbatimChar"/>
-        </w:rPr>
-        <w:t xml:space="preserve">[21] pillar_1.11.0      crayon_1.5.3       abind_1.4-8        nlme_3.1-168      </w:t>
-      </w:r>
-      <w:r>
-        <w:br/>
-      </w:r>
-      <w:r>
-        <w:rPr>
-          <w:rStyle w:val="VerbatimChar"/>
-        </w:rPr>
-        <w:t xml:space="preserve">[25] ggstats_0.10.0     tidyselect_1.2.1   digest_0.6.37      stringi_1.8.7     </w:t>
-      </w:r>
-      <w:r>
-        <w:br/>
-      </w:r>
-      <w:r>
-        <w:rPr>
-          <w:rStyle w:val="VerbatimChar"/>
-        </w:rPr>
-        <w:t xml:space="preserve">[29] labeling_0.4.3     splines_4.5.1      fastmap_1.2.0      grid_4.5.1        </w:t>
-      </w:r>
-      <w:r>
-        <w:br/>
-      </w:r>
-      <w:r>
-        <w:rPr>
-          <w:rStyle w:val="VerbatimChar"/>
-        </w:rPr>
-        <w:t xml:space="preserve">[33] cli_3.6.5          magrittr_2.0.3     utf8_1.2.6         withr_3.0.2       </w:t>
-      </w:r>
-      <w:r>
-        <w:br/>
-      </w:r>
-      <w:r>
-        <w:rPr>
-          <w:rStyle w:val="VerbatimChar"/>
-        </w:rPr>
-        <w:t xml:space="preserve">[37] scales_1.4.0       backports_1.5.0    bit64_4.6.0-1      timechange_0.3.0  </w:t>
-      </w:r>
-      <w:r>
-        <w:br/>
-      </w:r>
-      <w:r>
-        <w:rPr>
-          <w:rStyle w:val="VerbatimChar"/>
-        </w:rPr>
-        <w:t xml:space="preserve">[41] rmarkdown_2.29     bit_4.6.0          hms_1.1.3          evaluate_1.0.4    </w:t>
-      </w:r>
-      <w:r>
-        <w:br/>
-      </w:r>
-      <w:r>
-        <w:rPr>
-          <w:rStyle w:val="VerbatimChar"/>
-        </w:rPr>
-        <w:t xml:space="preserve">[45] knitr_1.50         mgcv_1.9-3         rlang_1.1.6        glue_1.8.0        </w:t>
-      </w:r>
-      <w:r>
-        <w:br/>
-      </w:r>
-      <w:r>
-        <w:rPr>
-          <w:rStyle w:val="VerbatimChar"/>
-        </w:rPr>
-        <w:t xml:space="preserve">[49] rstudioapi_0.17.1  vroom_1.6.5        jsonlite_2.0.0     R6_2.6.1          </w:t>
-      </w:r>
-    </w:p>
-    <w:bookmarkEnd w:id="66"/>
-    <w:bookmarkEnd w:id="67"/>
+        <w:t xml:space="preserve"> [1] generics_0.1.4     stringi_1.8.7      hms_1.1.3          digest_0.6.37     </w:t>
+      </w:r>
+      <w:r>
+        <w:br/>
+      </w:r>
+      <w:r>
+        <w:rPr>
+          <w:rStyle w:val="VerbatimChar"/>
+        </w:rPr>
+        <w:t xml:space="preserve"> [5] magrittr_2.0.4     evaluate_1.0.5     grid_4.5.1         timechange_0.3.0  </w:t>
+      </w:r>
+      <w:r>
+        <w:br/>
+      </w:r>
+      <w:r>
+        <w:rPr>
+          <w:rStyle w:val="VerbatimChar"/>
+        </w:rPr>
+        <w:t xml:space="preserve"> [9] RColorBrewer_1.1-3 fastmap_1.2.0      jsonlite_2.0.0     backports_1.5.0   </w:t>
+      </w:r>
+      <w:r>
+        <w:br/>
+      </w:r>
+      <w:r>
+        <w:rPr>
+          <w:rStyle w:val="VerbatimChar"/>
+        </w:rPr>
+        <w:t xml:space="preserve">[13] Formula_1.2-5      scales_1.4.0       codetools_0.2-20   abind_1.4-8       </w:t>
+      </w:r>
+      <w:r>
+        <w:br/>
+      </w:r>
+      <w:r>
+        <w:rPr>
+          <w:rStyle w:val="VerbatimChar"/>
+        </w:rPr>
+        <w:t xml:space="preserve">[17] cli_3.6.5          rlang_1.1.6        withr_3.0.2        yaml_2.3.10       </w:t>
+      </w:r>
+      <w:r>
+        <w:br/>
+      </w:r>
+      <w:r>
+        <w:rPr>
+          <w:rStyle w:val="VerbatimChar"/>
+        </w:rPr>
+        <w:t xml:space="preserve">[21] tools_4.5.1        tzdb_0.5.0         ggstats_0.11.0     vctrs_0.6.5       </w:t>
+      </w:r>
+      <w:r>
+        <w:br/>
+      </w:r>
+      <w:r>
+        <w:rPr>
+          <w:rStyle w:val="VerbatimChar"/>
+        </w:rPr>
+        <w:t xml:space="preserve">[25] R6_2.6.1           lifecycle_1.0.4    insight_1.4.2      pkgconfig_2.0.3   </w:t>
+      </w:r>
+      <w:r>
+        <w:br/>
+      </w:r>
+      <w:r>
+        <w:rPr>
+          <w:rStyle w:val="VerbatimChar"/>
+        </w:rPr>
+        <w:t xml:space="preserve">[29] pillar_1.11.1      gtable_0.3.6       glue_1.8.0         xfun_0.53         </w:t>
+      </w:r>
+      <w:r>
+        <w:br/>
+      </w:r>
+      <w:r>
+        <w:rPr>
+          <w:rStyle w:val="VerbatimChar"/>
+        </w:rPr>
+        <w:t xml:space="preserve">[33] tidyselect_1.2.1   rstudioapi_0.17.1  knitr_1.50         farver_2.1.2      </w:t>
+      </w:r>
+      <w:r>
+        <w:br/>
+      </w:r>
+      <w:r>
+        <w:rPr>
+          <w:rStyle w:val="VerbatimChar"/>
+        </w:rPr>
+        <w:t xml:space="preserve">[37] htmltools_0.5.8.1  rmarkdown_2.30     compiler_4.5.1     S7_0.2.0          </w:t>
+      </w:r>
+    </w:p>
+    <w:bookmarkEnd w:id="84"/>
+    <w:bookmarkEnd w:id="85"/>
     <w:sectPr>
       <w:pgSz w:h="15840" w:w="12240"/>
       <w:pgMar w:bottom="720" w:footer="720" w:gutter="0" w:header="720" w:left="1152" w:right="720" w:top="720"/>
